--- a/7-manuals/installation-guide.docx
+++ b/7-manuals/installation-guide.docx
@@ -4,21 +4,75 @@
   <w:body>
     <w:p>
       <w:pPr>
-        <w:spacing w:before="3100" w:line="480" w:lineRule="auto"/>
+        <w:spacing w:before="1100"/>
+        <w:jc w:val="center"/>
+      </w:pPr>
+      <w:r>
+        <w:drawing>
+          <wp:inline>
+            <wp:extent cx="4389120" cy="2501042"/>
+            <wp:docPr id="38" name="Picture 38"/>
+            <wp:cNvGraphicFramePr>
+              <a:graphicFrameLocks noChangeAspect="1"/>
+            </wp:cNvGraphicFramePr>
+            <a:graphic>
+              <a:graphicData uri="http://schemas.openxmlformats.org/drawingml/2006/picture">
+                <pic:pic>
+                  <pic:nvPicPr>
+                    <pic:cNvPr id="0" name="SaborExpress_logo_transparente.png"/>
+                    <pic:cNvPicPr/>
+                  </pic:nvPicPr>
+                  <pic:blipFill>
+                    <a:blip r:embed="rId9"/>
+                    <a:stretch>
+                      <a:fillRect/>
+                    </a:stretch>
+                  </pic:blipFill>
+                  <pic:spPr>
+                    <a:xfrm>
+                      <a:off x="0" y="0"/>
+                      <a:ext cx="4389120" cy="2501042"/>
+                    </a:xfrm>
+                    <a:prstGeom prst="rect"/>
+                  </pic:spPr>
+                </pic:pic>
+              </a:graphicData>
+            </a:graphic>
+          </wp:inline>
+        </w:drawing>
+      </w:r>
+    </w:p>
+    <w:p>
+      <w:pPr>
+        <w:spacing w:before="900" w:after="500"/>
         <w:jc w:val="center"/>
       </w:pPr>
       <w:r>
         <w:rPr>
           <w:rFonts w:ascii="Times New Roman" w:hAnsi="Times New Roman"/>
           <w:b/>
-          <w:sz w:val="28"/>
+          <w:sz w:val="34"/>
         </w:rPr>
         <w:t>05 Manual de instalacion SaborExpress</w:t>
       </w:r>
     </w:p>
     <w:p>
       <w:pPr>
-        <w:spacing w:line="480" w:lineRule="auto"/>
+        <w:spacing w:after="160"/>
+        <w:jc w:val="center"/>
+      </w:pPr>
+      <w:r>
+        <w:rPr>
+          <w:rFonts w:ascii="Times New Roman" w:hAnsi="Times New Roman"/>
+          <w:b/>
+          <w:sz w:val="24"/>
+        </w:rPr>
+        <w:t>SABOREXPRESS — PROYECTO DE SOFTWARE</w:t>
+      </w:r>
+    </w:p>
+    <w:p>
+      <w:pPr>
+        <w:spacing w:after="160"/>
         <w:jc w:val="center"/>
       </w:pPr>
       <w:r>
@@ -26,12 +80,12 @@
           <w:rFonts w:ascii="Times New Roman" w:hAnsi="Times New Roman"/>
           <w:sz w:val="24"/>
         </w:rPr>
-        <w:t>Equipo de desarrollo SaborExpress</w:t>
-      </w:r>
-    </w:p>
-    <w:p>
-      <w:pPr>
-        <w:spacing w:line="480" w:lineRule="auto"/>
+        <w:t>Yerson Stiven Cuellar Rubiano</w:t>
+      </w:r>
+    </w:p>
+    <w:p>
+      <w:pPr>
+        <w:spacing w:after="160"/>
         <w:jc w:val="center"/>
       </w:pPr>
       <w:r>
@@ -39,12 +93,12 @@
           <w:rFonts w:ascii="Times New Roman" w:hAnsi="Times New Roman"/>
           <w:sz w:val="24"/>
         </w:rPr>
-        <w:t>Filiación institucional y autores individuales: por confirmar</w:t>
-      </w:r>
-    </w:p>
-    <w:p>
-      <w:pPr>
-        <w:spacing w:line="480" w:lineRule="auto"/>
+        <w:t>Ficha de formación: 3145555</w:t>
+      </w:r>
+    </w:p>
+    <w:p>
+      <w:pPr>
+        <w:spacing w:after="160"/>
         <w:jc w:val="center"/>
       </w:pPr>
       <w:r>
@@ -52,12 +106,12 @@
           <w:rFonts w:ascii="Times New Roman" w:hAnsi="Times New Roman"/>
           <w:sz w:val="24"/>
         </w:rPr>
-        <w:t>Estudio académico de ingeniería de software y documentación</w:t>
-      </w:r>
-    </w:p>
-    <w:p>
-      <w:pPr>
-        <w:spacing w:line="480" w:lineRule="auto"/>
+        <w:t>Expediente técnico y académico — APA 7</w:t>
+      </w:r>
+    </w:p>
+    <w:p>
+      <w:pPr>
+        <w:spacing w:after="160"/>
         <w:jc w:val="center"/>
       </w:pPr>
       <w:r>
@@ -69,29 +123,39 @@
       </w:r>
     </w:p>
     <w:p>
+      <w:pPr>
+        <w:spacing w:before="600"/>
+        <w:jc w:val="center"/>
+      </w:pPr>
+      <w:r>
+        <w:rPr>
+          <w:i/>
+        </w:rPr>
+        <w:t>Fuente documental: repositorios SaborExpressBack, SaborExpressWeb y SaborExpressMovil.</w:t>
+        <w:br/>
+        <w:t>Las pruebas no ejecutadas se identifican como pendientes.</w:t>
+      </w:r>
+    </w:p>
+    <w:p>
       <w:r>
         <w:br w:type="page"/>
       </w:r>
     </w:p>
-    <w:bookmarkStart w:id="35" w:name="manual-de-instalación-y-configuración"/>
+    <w:bookmarkStart w:id="41" w:name="manual-de-instalación-y-configuración"/>
     <w:p>
       <w:pPr>
         <w:pStyle w:val="Heading1"/>
         <w:keepNext/>
-        <w:ind w:firstLine="0"/>
-      </w:pPr>
-      <w:r>
-        <w:rPr>
-          <w:color w:val="000000"/>
-        </w:rPr>
+        <w:spacing w:line="264" w:lineRule="auto"/>
+      </w:pPr>
+      <w:r>
         <w:t xml:space="preserve">Manual de instalación y configuración</w:t>
       </w:r>
     </w:p>
     <w:p>
       <w:pPr>
         <w:pStyle w:val="FirstParagraph"/>
-        <w:spacing w:line="480" w:lineRule="auto" w:after="0"/>
-        <w:ind w:firstLine="720"/>
+        <w:spacing w:line="396" w:lineRule="auto" w:after="100"/>
       </w:pPr>
       <w:r>
         <w:rPr>
@@ -114,13 +178,13 @@
           <w:b/>
           <w:bCs/>
         </w:rPr>
-        <w:t xml:space="preserve">Fecha de corte:</w:t>
-      </w:r>
-      <w:r>
-        <w:t xml:space="preserve"> </w:t>
-      </w:r>
-      <w:r>
-        <w:t xml:space="preserve">14 de octubre de 2026 |</w:t>
+        <w:t xml:space="preserve">Autor / integrante:</w:t>
+      </w:r>
+      <w:r>
+        <w:t xml:space="preserve"> </w:t>
+      </w:r>
+      <w:r>
+        <w:t xml:space="preserve">Yerson Stiven Cuellar Rubiano |</w:t>
       </w:r>
       <w:r>
         <w:t xml:space="preserve"> </w:t>
@@ -130,13 +194,13 @@
           <w:b/>
           <w:bCs/>
         </w:rPr>
-        <w:t xml:space="preserve">Versión:</w:t>
-      </w:r>
-      <w:r>
-        <w:t xml:space="preserve"> </w:t>
-      </w:r>
-      <w:r>
-        <w:t xml:space="preserve">2.0 |</w:t>
+        <w:t xml:space="preserve">Ficha:</w:t>
+      </w:r>
+      <w:r>
+        <w:t xml:space="preserve"> </w:t>
+      </w:r>
+      <w:r>
+        <w:t xml:space="preserve">3145555 |</w:t>
       </w:r>
       <w:r>
         <w:t xml:space="preserve"> </w:t>
@@ -146,26 +210,41 @@
           <w:b/>
           <w:bCs/>
         </w:rPr>
-        <w:t xml:space="preserve">Tipo:</w:t>
-      </w:r>
-      <w:r>
-        <w:t xml:space="preserve"> </w:t>
-      </w:r>
-      <w:r>
-        <w:t xml:space="preserve">Documento técnico y académico</w:t>
-      </w:r>
-    </w:p>
-    <w:p>
-      <w:pPr>
-        <w:pStyle w:val="BodyText"/>
-        <w:spacing w:line="480" w:lineRule="auto" w:after="0"/>
-        <w:ind w:firstLine="720"/>
-      </w:pPr>
+        <w:t xml:space="preserve">Fecha:</w:t>
+      </w:r>
+      <w:r>
+        <w:t xml:space="preserve"> </w:t>
+      </w:r>
+      <w:r>
+        <w:t xml:space="preserve">14 de octubre de 2026 |</w:t>
+      </w:r>
+      <w:r>
+        <w:t xml:space="preserve"> </w:t>
+      </w:r>
       <w:r>
         <w:rPr>
           <w:b/>
           <w:bCs/>
         </w:rPr>
+        <w:t xml:space="preserve">Versión documental:</w:t>
+      </w:r>
+      <w:r>
+        <w:t xml:space="preserve"> </w:t>
+      </w:r>
+      <w:r>
+        <w:t xml:space="preserve">4.0</w:t>
+      </w:r>
+    </w:p>
+    <w:p>
+      <w:pPr>
+        <w:pStyle w:val="BodyText"/>
+        <w:spacing w:line="396" w:lineRule="auto" w:after="100"/>
+      </w:pPr>
+      <w:r>
+        <w:rPr>
+          <w:b/>
+          <w:bCs/>
+        </w:rPr>
         <w:t xml:space="preserve">Estado de la evidencia:</w:t>
       </w:r>
       <w:r>
@@ -180,20 +259,16 @@
       <w:pPr>
         <w:pStyle w:val="Heading2"/>
         <w:keepNext/>
-        <w:ind w:firstLine="0"/>
-      </w:pPr>
-      <w:r>
-        <w:rPr>
-          <w:color w:val="000000"/>
-        </w:rPr>
+        <w:spacing w:line="264" w:lineRule="auto"/>
+      </w:pPr>
+      <w:r>
         <w:t xml:space="preserve">1. Requisitos mínimos de entorno de desarrollo</w:t>
       </w:r>
     </w:p>
     <w:p>
       <w:pPr>
         <w:pStyle w:val="FirstParagraph"/>
-        <w:spacing w:line="480" w:lineRule="auto" w:after="0"/>
-        <w:ind w:firstLine="720"/>
+        <w:spacing w:line="396" w:lineRule="auto" w:after="100"/>
       </w:pPr>
       <w:r>
         <w:t xml:space="preserve">Windows, macOS o Linux compatible, Git, .NET SDK 8, Node.js LTS compatible con Next.js 16 y Expo 57, npm, acceso a un gestor relacional soportado por la configuración .NET y una cuenta de pruebas para las integraciones externas. La capacidad de RAM/CPU y versiones exactas de emuladores se deben ajustar y medir según hardware real; no se promete un mínimo productivo universal.</w:t>
@@ -205,18 +280,16 @@
       <w:pPr>
         <w:pStyle w:val="Heading2"/>
         <w:keepNext/>
-        <w:ind w:firstLine="0"/>
-      </w:pPr>
-      <w:r>
-        <w:rPr>
-          <w:color w:val="000000"/>
-        </w:rPr>
+        <w:spacing w:line="264" w:lineRule="auto"/>
+      </w:pPr>
+      <w:r>
         <w:t xml:space="preserve">2. Descarga y ramas</w:t>
       </w:r>
     </w:p>
     <w:p>
       <w:pPr>
         <w:pStyle w:val="SourceCode"/>
+        <w:spacing w:after="80"/>
       </w:pPr>
       <w:r>
         <w:rPr>
@@ -579,8 +652,7 @@
     <w:p>
       <w:pPr>
         <w:pStyle w:val="FirstParagraph"/>
-        <w:spacing w:line="480" w:lineRule="auto" w:after="0"/>
-        <w:ind w:firstLine="720"/>
+        <w:spacing w:line="396" w:lineRule="auto" w:after="100"/>
       </w:pPr>
       <w:r>
         <w:t xml:space="preserve">La ubicación es un ejemplo. Registrar ramas y SHA con</w:t>
@@ -619,12 +691,9 @@
       <w:pPr>
         <w:pStyle w:val="Heading2"/>
         <w:keepNext/>
-        <w:ind w:firstLine="0"/>
-      </w:pPr>
-      <w:r>
-        <w:rPr>
-          <w:color w:val="000000"/>
-        </w:rPr>
+        <w:spacing w:line="264" w:lineRule="auto"/>
+      </w:pPr>
+      <w:r>
         <w:t xml:space="preserve">3. Backend ASP.NET Core</w:t>
       </w:r>
     </w:p>
@@ -711,8 +780,7 @@
     <w:p>
       <w:pPr>
         <w:pStyle w:val="FirstParagraph"/>
-        <w:spacing w:line="480" w:lineRule="auto" w:after="0"/>
-        <w:ind w:firstLine="720"/>
+        <w:spacing w:line="396" w:lineRule="auto" w:after="100"/>
       </w:pPr>
       <w:r>
         <w:rPr>
@@ -899,8 +967,7 @@
     <w:p>
       <w:pPr>
         <w:pStyle w:val="BodyText"/>
-        <w:spacing w:line="480" w:lineRule="auto" w:after="0"/>
-        <w:ind w:firstLine="720"/>
+        <w:spacing w:line="396" w:lineRule="auto" w:after="100"/>
       </w:pPr>
       <w:r>
         <w:t xml:space="preserve">Ejemplo sintáctico sin credenciales:</w:t>
@@ -998,8 +1065,7 @@
     <w:p>
       <w:pPr>
         <w:pStyle w:val="FirstParagraph"/>
-        <w:spacing w:line="480" w:lineRule="auto" w:after="0"/>
-        <w:ind w:firstLine="720"/>
+        <w:spacing w:line="396" w:lineRule="auto" w:after="100"/>
       </w:pPr>
       <w:r>
         <w:t xml:space="preserve">La API llama migraciones y seeders al arrancar.</w:t>
@@ -1069,12 +1135,9 @@
       <w:pPr>
         <w:pStyle w:val="Heading2"/>
         <w:keepNext/>
-        <w:ind w:firstLine="0"/>
-      </w:pPr>
-      <w:r>
-        <w:rPr>
-          <w:color w:val="000000"/>
-        </w:rPr>
+        <w:spacing w:line="264" w:lineRule="auto"/>
+      </w:pPr>
+      <w:r>
         <w:t xml:space="preserve">4. Web Next.js</w:t>
       </w:r>
     </w:p>
@@ -1128,8 +1191,7 @@
     <w:p>
       <w:pPr>
         <w:pStyle w:val="FirstParagraph"/>
-        <w:spacing w:line="480" w:lineRule="auto" w:after="0"/>
-        <w:ind w:firstLine="720"/>
+        <w:spacing w:line="396" w:lineRule="auto" w:after="100"/>
       </w:pPr>
       <w:r>
         <w:rPr>
@@ -1180,12 +1242,9 @@
       <w:pPr>
         <w:pStyle w:val="Heading2"/>
         <w:keepNext/>
-        <w:ind w:firstLine="0"/>
-      </w:pPr>
-      <w:r>
-        <w:rPr>
-          <w:color w:val="000000"/>
-        </w:rPr>
+        <w:spacing w:line="264" w:lineRule="auto"/>
+      </w:pPr>
+      <w:r>
         <w:t xml:space="preserve">5. Móvil Expo</w:t>
       </w:r>
     </w:p>
@@ -1245,8 +1304,7 @@
     <w:p>
       <w:pPr>
         <w:pStyle w:val="FirstParagraph"/>
-        <w:spacing w:line="480" w:lineRule="auto" w:after="0"/>
-        <w:ind w:firstLine="720"/>
+        <w:spacing w:line="396" w:lineRule="auto" w:after="100"/>
       </w:pPr>
       <w:r>
         <w:t xml:space="preserve">En un teléfono físico se necesita dirección IP accesible por red, no</w:t>
@@ -1273,20 +1331,16 @@
       <w:pPr>
         <w:pStyle w:val="Heading2"/>
         <w:keepNext/>
-        <w:ind w:firstLine="0"/>
-      </w:pPr>
-      <w:r>
-        <w:rPr>
-          <w:color w:val="000000"/>
-        </w:rPr>
+        <w:spacing w:line="264" w:lineRule="auto"/>
+      </w:pPr>
+      <w:r>
         <w:t xml:space="preserve">6. Wompi, SignalR y servicios externos</w:t>
       </w:r>
     </w:p>
     <w:p>
       <w:pPr>
         <w:pStyle w:val="FirstParagraph"/>
-        <w:spacing w:line="480" w:lineRule="auto" w:after="0"/>
-        <w:ind w:firstLine="720"/>
+        <w:spacing w:line="396" w:lineRule="auto" w:after="100"/>
       </w:pPr>
       <w:r>
         <w:t xml:space="preserve">Usar ambiente sandbox y llaves de prueba; validar firmas de eventos mediante el código del servicio. No activar pagos reales en pruebas. Para SignalR probar sesión JWT, negociación, reconexión y comportamiento cuando no hay conexión.</w:t>
@@ -1298,12 +1352,9 @@
       <w:pPr>
         <w:pStyle w:val="Heading2"/>
         <w:keepNext/>
-        <w:ind w:firstLine="0"/>
-      </w:pPr>
-      <w:r>
-        <w:rPr>
-          <w:color w:val="000000"/>
-        </w:rPr>
+        <w:spacing w:line="264" w:lineRule="auto"/>
+      </w:pPr>
+      <w:r>
         <w:t xml:space="preserve">7. Verificación y resolución de fallas</w:t>
       </w:r>
     </w:p>
@@ -1312,7 +1363,7 @@
         <w:tblStyle w:val="Table"/>
         <w:tblW w:type="pct" w:w="5000"/>
         <w:jc w:val="left"/>
-        <w:tblLayout w:type="fixed"/>
+        <w:tblLayout w:type="autofit"/>
         <w:tblLook w:firstRow="1" w:lastRow="0" w:firstColumn="0" w:lastColumn="0" w:noHBand="0" w:noVBand="0" w:val="0020"/>
       </w:tblPr>
       <w:tblGrid>
@@ -1330,14 +1381,14 @@
           <w:p>
             <w:pPr>
               <w:pStyle w:val="Compact"/>
-              <w:spacing w:line="240" w:lineRule="auto" w:after="0"/>
-              <w:ind w:firstLine="0"/>
-              <w:jc w:val="left"/>
-            </w:pPr>
-            <w:r>
-              <w:rPr>
-                <w:rFonts w:ascii="Times New Roman" w:hAnsi="Times New Roman"/>
-                <w:sz w:val="18"/>
+              <w:spacing w:line="240" w:lineRule="auto" w:after="20"/>
+              <w:ind w:firstLine="0"/>
+              <w:jc w:val="left"/>
+            </w:pPr>
+            <w:r>
+              <w:rPr>
+                <w:b/>
+                <w:sz w:val="17"/>
               </w:rPr>
               <w:t xml:space="preserve">Problema</w:t>
             </w:r>
@@ -1348,14 +1399,14 @@
           <w:p>
             <w:pPr>
               <w:pStyle w:val="Compact"/>
-              <w:spacing w:line="240" w:lineRule="auto" w:after="0"/>
-              <w:ind w:firstLine="0"/>
-              <w:jc w:val="left"/>
-            </w:pPr>
-            <w:r>
-              <w:rPr>
-                <w:rFonts w:ascii="Times New Roman" w:hAnsi="Times New Roman"/>
-                <w:sz w:val="18"/>
+              <w:spacing w:line="240" w:lineRule="auto" w:after="20"/>
+              <w:ind w:firstLine="0"/>
+              <w:jc w:val="left"/>
+            </w:pPr>
+            <w:r>
+              <w:rPr>
+                <w:b/>
+                <w:sz w:val="17"/>
               </w:rPr>
               <w:t xml:space="preserve">Comprobación</w:t>
             </w:r>
@@ -1366,14 +1417,14 @@
           <w:p>
             <w:pPr>
               <w:pStyle w:val="Compact"/>
-              <w:spacing w:line="240" w:lineRule="auto" w:after="0"/>
-              <w:ind w:firstLine="0"/>
-              <w:jc w:val="left"/>
-            </w:pPr>
-            <w:r>
-              <w:rPr>
-                <w:rFonts w:ascii="Times New Roman" w:hAnsi="Times New Roman"/>
-                <w:sz w:val="18"/>
+              <w:spacing w:line="240" w:lineRule="auto" w:after="20"/>
+              <w:ind w:firstLine="0"/>
+              <w:jc w:val="left"/>
+            </w:pPr>
+            <w:r>
+              <w:rPr>
+                <w:b/>
+                <w:sz w:val="17"/>
               </w:rPr>
               <w:t xml:space="preserve">Solución segura</w:t>
             </w:r>
@@ -1386,14 +1437,13 @@
           <w:p>
             <w:pPr>
               <w:pStyle w:val="Compact"/>
-              <w:spacing w:line="240" w:lineRule="auto" w:after="0"/>
-              <w:ind w:firstLine="0"/>
-              <w:jc w:val="left"/>
-            </w:pPr>
-            <w:r>
-              <w:rPr>
-                <w:rFonts w:ascii="Times New Roman" w:hAnsi="Times New Roman"/>
-                <w:sz w:val="18"/>
+              <w:spacing w:line="240" w:lineRule="auto" w:after="20"/>
+              <w:ind w:firstLine="0"/>
+              <w:jc w:val="left"/>
+            </w:pPr>
+            <w:r>
+              <w:rPr>
+                <w:sz w:val="17"/>
               </w:rPr>
               <w:t xml:space="preserve">dotnet restore falla</w:t>
             </w:r>
@@ -1404,14 +1454,13 @@
           <w:p>
             <w:pPr>
               <w:pStyle w:val="Compact"/>
-              <w:spacing w:line="240" w:lineRule="auto" w:after="0"/>
-              <w:ind w:firstLine="0"/>
-              <w:jc w:val="left"/>
-            </w:pPr>
-            <w:r>
-              <w:rPr>
-                <w:rFonts w:ascii="Times New Roman" w:hAnsi="Times New Roman"/>
-                <w:sz w:val="18"/>
+              <w:spacing w:line="240" w:lineRule="auto" w:after="20"/>
+              <w:ind w:firstLine="0"/>
+              <w:jc w:val="left"/>
+            </w:pPr>
+            <w:r>
+              <w:rPr>
+                <w:sz w:val="17"/>
               </w:rPr>
               <w:t xml:space="preserve">SDK 8 y paquetes</w:t>
             </w:r>
@@ -1422,14 +1471,13 @@
           <w:p>
             <w:pPr>
               <w:pStyle w:val="Compact"/>
-              <w:spacing w:line="240" w:lineRule="auto" w:after="0"/>
-              <w:ind w:firstLine="0"/>
-              <w:jc w:val="left"/>
-            </w:pPr>
-            <w:r>
-              <w:rPr>
-                <w:rFonts w:ascii="Times New Roman" w:hAnsi="Times New Roman"/>
-                <w:sz w:val="18"/>
+              <w:spacing w:line="240" w:lineRule="auto" w:after="20"/>
+              <w:ind w:firstLine="0"/>
+              <w:jc w:val="left"/>
+            </w:pPr>
+            <w:r>
+              <w:rPr>
+                <w:sz w:val="17"/>
               </w:rPr>
               <w:t xml:space="preserve">Revisar feeds/proxy sin exponer credenciales</w:t>
             </w:r>
@@ -1442,14 +1490,13 @@
           <w:p>
             <w:pPr>
               <w:pStyle w:val="Compact"/>
-              <w:spacing w:line="240" w:lineRule="auto" w:after="0"/>
-              <w:ind w:firstLine="0"/>
-              <w:jc w:val="left"/>
-            </w:pPr>
-            <w:r>
-              <w:rPr>
-                <w:rFonts w:ascii="Times New Roman" w:hAnsi="Times New Roman"/>
-                <w:sz w:val="18"/>
+              <w:spacing w:line="240" w:lineRule="auto" w:after="20"/>
+              <w:ind w:firstLine="0"/>
+              <w:jc w:val="left"/>
+            </w:pPr>
+            <w:r>
+              <w:rPr>
+                <w:sz w:val="17"/>
               </w:rPr>
               <w:t xml:space="preserve">No conecta BD</w:t>
             </w:r>
@@ -1460,14 +1507,13 @@
           <w:p>
             <w:pPr>
               <w:pStyle w:val="Compact"/>
-              <w:spacing w:line="240" w:lineRule="auto" w:after="0"/>
-              <w:ind w:firstLine="0"/>
-              <w:jc w:val="left"/>
-            </w:pPr>
-            <w:r>
-              <w:rPr>
-                <w:rFonts w:ascii="Times New Roman" w:hAnsi="Times New Roman"/>
-                <w:sz w:val="18"/>
+              <w:spacing w:line="240" w:lineRule="auto" w:after="20"/>
+              <w:ind w:firstLine="0"/>
+              <w:jc w:val="left"/>
+            </w:pPr>
+            <w:r>
+              <w:rPr>
+                <w:sz w:val="17"/>
               </w:rPr>
               <w:t xml:space="preserve">Provider/nombre de cadena/servicio</w:t>
             </w:r>
@@ -1478,14 +1524,13 @@
           <w:p>
             <w:pPr>
               <w:pStyle w:val="Compact"/>
-              <w:spacing w:line="240" w:lineRule="auto" w:after="0"/>
-              <w:ind w:firstLine="0"/>
-              <w:jc w:val="left"/>
-            </w:pPr>
-            <w:r>
-              <w:rPr>
-                <w:rFonts w:ascii="Times New Roman" w:hAnsi="Times New Roman"/>
-                <w:sz w:val="18"/>
+              <w:spacing w:line="240" w:lineRule="auto" w:after="20"/>
+              <w:ind w:firstLine="0"/>
+              <w:jc w:val="left"/>
+            </w:pPr>
+            <w:r>
+              <w:rPr>
+                <w:sz w:val="17"/>
               </w:rPr>
               <w:t xml:space="preserve">Probar conexión local y permisos</w:t>
             </w:r>
@@ -1498,14 +1543,13 @@
           <w:p>
             <w:pPr>
               <w:pStyle w:val="Compact"/>
-              <w:spacing w:line="240" w:lineRule="auto" w:after="0"/>
-              <w:ind w:firstLine="0"/>
-              <w:jc w:val="left"/>
-            </w:pPr>
-            <w:r>
-              <w:rPr>
-                <w:rFonts w:ascii="Times New Roman" w:hAnsi="Times New Roman"/>
-                <w:sz w:val="18"/>
+              <w:spacing w:line="240" w:lineRule="auto" w:after="20"/>
+              <w:ind w:firstLine="0"/>
+              <w:jc w:val="left"/>
+            </w:pPr>
+            <w:r>
+              <w:rPr>
+                <w:sz w:val="17"/>
               </w:rPr>
               <w:t xml:space="preserve">Migración falla</w:t>
             </w:r>
@@ -1516,14 +1560,13 @@
           <w:p>
             <w:pPr>
               <w:pStyle w:val="Compact"/>
-              <w:spacing w:line="240" w:lineRule="auto" w:after="0"/>
-              <w:ind w:firstLine="0"/>
-              <w:jc w:val="left"/>
-            </w:pPr>
-            <w:r>
-              <w:rPr>
-                <w:rFonts w:ascii="Times New Roman" w:hAnsi="Times New Roman"/>
-                <w:sz w:val="18"/>
+              <w:spacing w:line="240" w:lineRule="auto" w:after="20"/>
+              <w:ind w:firstLine="0"/>
+              <w:jc w:val="left"/>
+            </w:pPr>
+            <w:r>
+              <w:rPr>
+                <w:sz w:val="17"/>
               </w:rPr>
               <w:t xml:space="preserve">Proveedor e historial</w:t>
             </w:r>
@@ -1534,14 +1577,13 @@
           <w:p>
             <w:pPr>
               <w:pStyle w:val="Compact"/>
-              <w:spacing w:line="240" w:lineRule="auto" w:after="0"/>
-              <w:ind w:firstLine="0"/>
-              <w:jc w:val="left"/>
-            </w:pPr>
-            <w:r>
-              <w:rPr>
-                <w:rFonts w:ascii="Times New Roman" w:hAnsi="Times New Roman"/>
-                <w:sz w:val="18"/>
+              <w:spacing w:line="240" w:lineRule="auto" w:after="20"/>
+              <w:ind w:firstLine="0"/>
+              <w:jc w:val="left"/>
+            </w:pPr>
+            <w:r>
+              <w:rPr>
+                <w:sz w:val="17"/>
               </w:rPr>
               <w:t xml:space="preserve">Restaurar BD de pruebas y revisar script</w:t>
             </w:r>
@@ -1554,14 +1596,13 @@
           <w:p>
             <w:pPr>
               <w:pStyle w:val="Compact"/>
-              <w:spacing w:line="240" w:lineRule="auto" w:after="0"/>
-              <w:ind w:firstLine="0"/>
-              <w:jc w:val="left"/>
-            </w:pPr>
-            <w:r>
-              <w:rPr>
-                <w:rFonts w:ascii="Times New Roman" w:hAnsi="Times New Roman"/>
-                <w:sz w:val="18"/>
+              <w:spacing w:line="240" w:lineRule="auto" w:after="20"/>
+              <w:ind w:firstLine="0"/>
+              <w:jc w:val="left"/>
+            </w:pPr>
+            <w:r>
+              <w:rPr>
+                <w:sz w:val="17"/>
               </w:rPr>
               <w:t xml:space="preserve">CORS rechaza</w:t>
             </w:r>
@@ -1572,14 +1613,13 @@
           <w:p>
             <w:pPr>
               <w:pStyle w:val="Compact"/>
-              <w:spacing w:line="240" w:lineRule="auto" w:after="0"/>
-              <w:ind w:firstLine="0"/>
-              <w:jc w:val="left"/>
-            </w:pPr>
-            <w:r>
-              <w:rPr>
-                <w:rFonts w:ascii="Times New Roman" w:hAnsi="Times New Roman"/>
-                <w:sz w:val="18"/>
+              <w:spacing w:line="240" w:lineRule="auto" w:after="20"/>
+              <w:ind w:firstLine="0"/>
+              <w:jc w:val="left"/>
+            </w:pPr>
+            <w:r>
+              <w:rPr>
+                <w:sz w:val="17"/>
               </w:rPr>
               <w:t xml:space="preserve">Origen web, URL API</w:t>
             </w:r>
@@ -1590,14 +1630,13 @@
           <w:p>
             <w:pPr>
               <w:pStyle w:val="Compact"/>
-              <w:spacing w:line="240" w:lineRule="auto" w:after="0"/>
-              <w:ind w:firstLine="0"/>
-              <w:jc w:val="left"/>
-            </w:pPr>
-            <w:r>
-              <w:rPr>
-                <w:rFonts w:ascii="Times New Roman" w:hAnsi="Times New Roman"/>
-                <w:sz w:val="18"/>
+              <w:spacing w:line="240" w:lineRule="auto" w:after="20"/>
+              <w:ind w:firstLine="0"/>
+              <w:jc w:val="left"/>
+            </w:pPr>
+            <w:r>
+              <w:rPr>
+                <w:sz w:val="17"/>
               </w:rPr>
               <w:t xml:space="preserve">Ajustar AllowedOrigins para ambiente</w:t>
             </w:r>
@@ -1610,14 +1649,13 @@
           <w:p>
             <w:pPr>
               <w:pStyle w:val="Compact"/>
-              <w:spacing w:line="240" w:lineRule="auto" w:after="0"/>
-              <w:ind w:firstLine="0"/>
-              <w:jc w:val="left"/>
-            </w:pPr>
-            <w:r>
-              <w:rPr>
-                <w:rFonts w:ascii="Times New Roman" w:hAnsi="Times New Roman"/>
-                <w:sz w:val="18"/>
+              <w:spacing w:line="240" w:lineRule="auto" w:after="20"/>
+              <w:ind w:firstLine="0"/>
+              <w:jc w:val="left"/>
+            </w:pPr>
+            <w:r>
+              <w:rPr>
+                <w:sz w:val="17"/>
               </w:rPr>
               <w:t xml:space="preserve">Móvil no conecta</w:t>
             </w:r>
@@ -1628,14 +1666,13 @@
           <w:p>
             <w:pPr>
               <w:pStyle w:val="Compact"/>
-              <w:spacing w:line="240" w:lineRule="auto" w:after="0"/>
-              <w:ind w:firstLine="0"/>
-              <w:jc w:val="left"/>
-            </w:pPr>
-            <w:r>
-              <w:rPr>
-                <w:rFonts w:ascii="Times New Roman" w:hAnsi="Times New Roman"/>
-                <w:sz w:val="18"/>
+              <w:spacing w:line="240" w:lineRule="auto" w:after="20"/>
+              <w:ind w:firstLine="0"/>
+              <w:jc w:val="left"/>
+            </w:pPr>
+            <w:r>
+              <w:rPr>
+                <w:sz w:val="17"/>
               </w:rPr>
               <w:t xml:space="preserve">IP/firewall/HTTPS</w:t>
             </w:r>
@@ -1646,14 +1683,13 @@
           <w:p>
             <w:pPr>
               <w:pStyle w:val="Compact"/>
-              <w:spacing w:line="240" w:lineRule="auto" w:after="0"/>
-              <w:ind w:firstLine="0"/>
-              <w:jc w:val="left"/>
-            </w:pPr>
-            <w:r>
-              <w:rPr>
-                <w:rFonts w:ascii="Times New Roman" w:hAnsi="Times New Roman"/>
-                <w:sz w:val="18"/>
+              <w:spacing w:line="240" w:lineRule="auto" w:after="20"/>
+              <w:ind w:firstLine="0"/>
+              <w:jc w:val="left"/>
+            </w:pPr>
+            <w:r>
+              <w:rPr>
+                <w:sz w:val="17"/>
               </w:rPr>
               <w:t xml:space="preserve">Usar IP de PC accesible, TLS de prueba</w:t>
             </w:r>
@@ -1666,14 +1702,13 @@
           <w:p>
             <w:pPr>
               <w:pStyle w:val="Compact"/>
-              <w:spacing w:line="240" w:lineRule="auto" w:after="0"/>
-              <w:ind w:firstLine="0"/>
-              <w:jc w:val="left"/>
-            </w:pPr>
-            <w:r>
-              <w:rPr>
-                <w:rFonts w:ascii="Times New Roman" w:hAnsi="Times New Roman"/>
-                <w:sz w:val="18"/>
+              <w:spacing w:line="240" w:lineRule="auto" w:after="20"/>
+              <w:ind w:firstLine="0"/>
+              <w:jc w:val="left"/>
+            </w:pPr>
+            <w:r>
+              <w:rPr>
+                <w:sz w:val="17"/>
               </w:rPr>
               <w:t xml:space="preserve">Wompi no confirma</w:t>
             </w:r>
@@ -1684,14 +1719,13 @@
           <w:p>
             <w:pPr>
               <w:pStyle w:val="Compact"/>
-              <w:spacing w:line="240" w:lineRule="auto" w:after="0"/>
-              <w:ind w:firstLine="0"/>
-              <w:jc w:val="left"/>
-            </w:pPr>
-            <w:r>
-              <w:rPr>
-                <w:rFonts w:ascii="Times New Roman" w:hAnsi="Times New Roman"/>
-                <w:sz w:val="18"/>
+              <w:spacing w:line="240" w:lineRule="auto" w:after="20"/>
+              <w:ind w:firstLine="0"/>
+              <w:jc w:val="left"/>
+            </w:pPr>
+            <w:r>
+              <w:rPr>
+                <w:sz w:val="17"/>
               </w:rPr>
               <w:t xml:space="preserve">Referencia y firma</w:t>
             </w:r>
@@ -1702,14 +1736,13 @@
           <w:p>
             <w:pPr>
               <w:pStyle w:val="Compact"/>
-              <w:spacing w:line="240" w:lineRule="auto" w:after="0"/>
-              <w:ind w:firstLine="0"/>
-              <w:jc w:val="left"/>
-            </w:pPr>
-            <w:r>
-              <w:rPr>
-                <w:rFonts w:ascii="Times New Roman" w:hAnsi="Times New Roman"/>
-                <w:sz w:val="18"/>
+              <w:spacing w:line="240" w:lineRule="auto" w:after="20"/>
+              <w:ind w:firstLine="0"/>
+              <w:jc w:val="left"/>
+            </w:pPr>
+            <w:r>
+              <w:rPr>
+                <w:sz w:val="17"/>
               </w:rPr>
               <w:t xml:space="preserve">Inspeccionar sandbox sin reintentos reales</w:t>
             </w:r>
@@ -1722,14 +1755,13 @@
           <w:p>
             <w:pPr>
               <w:pStyle w:val="Compact"/>
-              <w:spacing w:line="240" w:lineRule="auto" w:after="0"/>
-              <w:ind w:firstLine="0"/>
-              <w:jc w:val="left"/>
-            </w:pPr>
-            <w:r>
-              <w:rPr>
-                <w:rFonts w:ascii="Times New Roman" w:hAnsi="Times New Roman"/>
-                <w:sz w:val="18"/>
+              <w:spacing w:line="240" w:lineRule="auto" w:after="20"/>
+              <w:ind w:firstLine="0"/>
+              <w:jc w:val="left"/>
+            </w:pPr>
+            <w:r>
+              <w:rPr>
+                <w:sz w:val="17"/>
               </w:rPr>
               <w:t xml:space="preserve">Web no compila</w:t>
             </w:r>
@@ -1740,14 +1772,13 @@
           <w:p>
             <w:pPr>
               <w:pStyle w:val="Compact"/>
-              <w:spacing w:line="240" w:lineRule="auto" w:after="0"/>
-              <w:ind w:firstLine="0"/>
-              <w:jc w:val="left"/>
-            </w:pPr>
-            <w:r>
-              <w:rPr>
-                <w:rFonts w:ascii="Times New Roman" w:hAnsi="Times New Roman"/>
-                <w:sz w:val="18"/>
+              <w:spacing w:line="240" w:lineRule="auto" w:after="20"/>
+              <w:ind w:firstLine="0"/>
+              <w:jc w:val="left"/>
+            </w:pPr>
+            <w:r>
+              <w:rPr>
+                <w:sz w:val="17"/>
               </w:rPr>
               <w:t xml:space="preserve">Node/npm/dependencias</w:t>
             </w:r>
@@ -1758,14 +1789,13 @@
           <w:p>
             <w:pPr>
               <w:pStyle w:val="Compact"/>
-              <w:spacing w:line="240" w:lineRule="auto" w:after="0"/>
-              <w:ind w:firstLine="0"/>
-              <w:jc w:val="left"/>
-            </w:pPr>
-            <w:r>
-              <w:rPr>
-                <w:rFonts w:ascii="Times New Roman" w:hAnsi="Times New Roman"/>
-                <w:sz w:val="18"/>
+              <w:spacing w:line="240" w:lineRule="auto" w:after="20"/>
+              <w:ind w:firstLine="0"/>
+              <w:jc w:val="left"/>
+            </w:pPr>
+            <w:r>
+              <w:rPr>
+                <w:sz w:val="17"/>
               </w:rPr>
               <w:t xml:space="preserve">npm ci y revisar errores exactos</w:t>
             </w:r>
@@ -1779,20 +1809,16 @@
       <w:pPr>
         <w:pStyle w:val="Heading2"/>
         <w:keepNext/>
-        <w:ind w:firstLine="0"/>
-      </w:pPr>
-      <w:r>
-        <w:rPr>
-          <w:color w:val="000000"/>
-        </w:rPr>
+        <w:spacing w:line="264" w:lineRule="auto"/>
+      </w:pPr>
+      <w:r>
         <w:t xml:space="preserve">8. Desinstalación y respaldo</w:t>
       </w:r>
     </w:p>
     <w:p>
       <w:pPr>
         <w:pStyle w:val="FirstParagraph"/>
-        <w:spacing w:line="480" w:lineRule="auto" w:after="0"/>
-        <w:ind w:firstLine="720"/>
+        <w:spacing w:line="396" w:lineRule="auto" w:after="100"/>
       </w:pPr>
       <w:r>
         <w:t xml:space="preserve">Detener procesos; respaldar BD y archivos según política; eliminar instalaciones de prueba después de garantizar recuperabilidad. Nunca ejecutar eliminación de volúmenes o base productiva como procedimiento genérico.</w:t>
@@ -1804,12 +1830,9 @@
       <w:pPr>
         <w:pStyle w:val="Heading2"/>
         <w:keepNext/>
-        <w:ind w:firstLine="0"/>
-      </w:pPr>
-      <w:r>
-        <w:rPr>
-          <w:color w:val="000000"/>
-        </w:rPr>
+        <w:spacing w:line="264" w:lineRule="auto"/>
+      </w:pPr>
+      <w:r>
         <w:t xml:space="preserve">8. Instalación reproducible por componente</w:t>
       </w:r>
     </w:p>
@@ -1818,7 +1841,7 @@
         <w:tblStyle w:val="Table"/>
         <w:tblW w:type="pct" w:w="5000"/>
         <w:jc w:val="left"/>
-        <w:tblLayout w:type="fixed"/>
+        <w:tblLayout w:type="autofit"/>
         <w:tblLook w:firstRow="1" w:lastRow="0" w:firstColumn="0" w:lastColumn="0" w:noHBand="0" w:noVBand="0" w:val="0020"/>
       </w:tblPr>
       <w:tblGrid>
@@ -1836,14 +1859,14 @@
           <w:p>
             <w:pPr>
               <w:pStyle w:val="Compact"/>
-              <w:spacing w:line="240" w:lineRule="auto" w:after="0"/>
-              <w:ind w:firstLine="0"/>
-              <w:jc w:val="left"/>
-            </w:pPr>
-            <w:r>
-              <w:rPr>
-                <w:rFonts w:ascii="Times New Roman" w:hAnsi="Times New Roman"/>
-                <w:sz w:val="18"/>
+              <w:spacing w:line="240" w:lineRule="auto" w:after="20"/>
+              <w:ind w:firstLine="0"/>
+              <w:jc w:val="left"/>
+            </w:pPr>
+            <w:r>
+              <w:rPr>
+                <w:b/>
+                <w:sz w:val="17"/>
               </w:rPr>
               <w:t xml:space="preserve">Etapa</w:t>
             </w:r>
@@ -1854,14 +1877,14 @@
           <w:p>
             <w:pPr>
               <w:pStyle w:val="Compact"/>
-              <w:spacing w:line="240" w:lineRule="auto" w:after="0"/>
-              <w:ind w:firstLine="0"/>
-              <w:jc w:val="left"/>
-            </w:pPr>
-            <w:r>
-              <w:rPr>
-                <w:rFonts w:ascii="Times New Roman" w:hAnsi="Times New Roman"/>
-                <w:sz w:val="18"/>
+              <w:spacing w:line="240" w:lineRule="auto" w:after="20"/>
+              <w:ind w:firstLine="0"/>
+              <w:jc w:val="left"/>
+            </w:pPr>
+            <w:r>
+              <w:rPr>
+                <w:b/>
+                <w:sz w:val="17"/>
               </w:rPr>
               <w:t xml:space="preserve">Comando o actividad</w:t>
             </w:r>
@@ -1872,14 +1895,14 @@
           <w:p>
             <w:pPr>
               <w:pStyle w:val="Compact"/>
-              <w:spacing w:line="240" w:lineRule="auto" w:after="0"/>
-              <w:ind w:firstLine="0"/>
-              <w:jc w:val="left"/>
-            </w:pPr>
-            <w:r>
-              <w:rPr>
-                <w:rFonts w:ascii="Times New Roman" w:hAnsi="Times New Roman"/>
-                <w:sz w:val="18"/>
+              <w:spacing w:line="240" w:lineRule="auto" w:after="20"/>
+              <w:ind w:firstLine="0"/>
+              <w:jc w:val="left"/>
+            </w:pPr>
+            <w:r>
+              <w:rPr>
+                <w:b/>
+                <w:sz w:val="17"/>
               </w:rPr>
               <w:t xml:space="preserve">Resultado esperado</w:t>
             </w:r>
@@ -1892,14 +1915,13 @@
           <w:p>
             <w:pPr>
               <w:pStyle w:val="Compact"/>
-              <w:spacing w:line="240" w:lineRule="auto" w:after="0"/>
-              <w:ind w:firstLine="0"/>
-              <w:jc w:val="left"/>
-            </w:pPr>
-            <w:r>
-              <w:rPr>
-                <w:rFonts w:ascii="Times New Roman" w:hAnsi="Times New Roman"/>
-                <w:sz w:val="18"/>
+              <w:spacing w:line="240" w:lineRule="auto" w:after="20"/>
+              <w:ind w:firstLine="0"/>
+              <w:jc w:val="left"/>
+            </w:pPr>
+            <w:r>
+              <w:rPr>
+                <w:sz w:val="17"/>
               </w:rPr>
               <w:t xml:space="preserve">Comprobar herramientas</w:t>
             </w:r>
@@ -1910,81 +1932,71 @@
           <w:p>
             <w:pPr>
               <w:pStyle w:val="Compact"/>
-              <w:spacing w:line="240" w:lineRule="auto" w:after="0"/>
+              <w:spacing w:line="240" w:lineRule="auto" w:after="20"/>
               <w:ind w:firstLine="0"/>
               <w:jc w:val="left"/>
             </w:pPr>
             <w:r>
               <w:rPr>
                 <w:rStyle w:val="VerbatimChar"/>
-                <w:rFonts w:ascii="Times New Roman" w:hAnsi="Times New Roman"/>
-                <w:sz w:val="18"/>
+                <w:sz w:val="17"/>
               </w:rPr>
               <w:t xml:space="preserve">dotnet --info</w:t>
             </w:r>
             <w:r>
               <w:rPr>
-                <w:rFonts w:ascii="Times New Roman" w:hAnsi="Times New Roman"/>
-                <w:sz w:val="18"/>
+                <w:sz w:val="17"/>
               </w:rPr>
               <w:t xml:space="preserve">;</w:t>
             </w:r>
             <w:r>
               <w:rPr>
-                <w:rFonts w:ascii="Times New Roman" w:hAnsi="Times New Roman"/>
-                <w:sz w:val="18"/>
+                <w:sz w:val="17"/>
               </w:rPr>
               <w:t xml:space="preserve"> </w:t>
             </w:r>
             <w:r>
               <w:rPr>
                 <w:rStyle w:val="VerbatimChar"/>
-                <w:rFonts w:ascii="Times New Roman" w:hAnsi="Times New Roman"/>
-                <w:sz w:val="18"/>
+                <w:sz w:val="17"/>
               </w:rPr>
               <w:t xml:space="preserve">node --version</w:t>
             </w:r>
             <w:r>
               <w:rPr>
-                <w:rFonts w:ascii="Times New Roman" w:hAnsi="Times New Roman"/>
-                <w:sz w:val="18"/>
+                <w:sz w:val="17"/>
               </w:rPr>
               <w:t xml:space="preserve">;</w:t>
             </w:r>
             <w:r>
               <w:rPr>
-                <w:rFonts w:ascii="Times New Roman" w:hAnsi="Times New Roman"/>
-                <w:sz w:val="18"/>
+                <w:sz w:val="17"/>
               </w:rPr>
               <w:t xml:space="preserve"> </w:t>
             </w:r>
             <w:r>
               <w:rPr>
                 <w:rStyle w:val="VerbatimChar"/>
-                <w:rFonts w:ascii="Times New Roman" w:hAnsi="Times New Roman"/>
-                <w:sz w:val="18"/>
+                <w:sz w:val="17"/>
               </w:rPr>
               <w:t xml:space="preserve">npm --version</w:t>
             </w:r>
             <w:r>
               <w:rPr>
-                <w:rFonts w:ascii="Times New Roman" w:hAnsi="Times New Roman"/>
-                <w:sz w:val="18"/>
+                <w:sz w:val="17"/>
               </w:rPr>
               <w:t xml:space="preserve">;</w:t>
             </w:r>
             <w:r>
               <w:rPr>
-                <w:rFonts w:ascii="Times New Roman" w:hAnsi="Times New Roman"/>
-                <w:sz w:val="18"/>
+                <w:sz w:val="17"/>
               </w:rPr>
               <w:t xml:space="preserve"> </w:t>
             </w:r>
             <w:r>
               <w:rPr>
                 <w:rStyle w:val="VerbatimChar"/>
-                <w:rFonts w:ascii="Times New Roman" w:hAnsi="Times New Roman"/>
-                <w:sz w:val="18"/>
+                <w:sz w:val="17"/>
               </w:rPr>
               <w:t xml:space="preserve">git --version</w:t>
             </w:r>
@@ -1995,14 +2007,13 @@
           <w:p>
             <w:pPr>
               <w:pStyle w:val="Compact"/>
-              <w:spacing w:line="240" w:lineRule="auto" w:after="0"/>
-              <w:ind w:firstLine="0"/>
-              <w:jc w:val="left"/>
-            </w:pPr>
-            <w:r>
-              <w:rPr>
-                <w:rFonts w:ascii="Times New Roman" w:hAnsi="Times New Roman"/>
-                <w:sz w:val="18"/>
+              <w:spacing w:line="240" w:lineRule="auto" w:after="20"/>
+              <w:ind w:firstLine="0"/>
+              <w:jc w:val="left"/>
+            </w:pPr>
+            <w:r>
+              <w:rPr>
+                <w:sz w:val="17"/>
               </w:rPr>
               <w:t xml:space="preserve">Revisar versión SDK .NET 8, Node compatible con Next.js 16, Git y herramientas móviles.</w:t>
             </w:r>
@@ -2015,14 +2026,13 @@
           <w:p>
             <w:pPr>
               <w:pStyle w:val="Compact"/>
-              <w:spacing w:line="240" w:lineRule="auto" w:after="0"/>
-              <w:ind w:firstLine="0"/>
-              <w:jc w:val="left"/>
-            </w:pPr>
-            <w:r>
-              <w:rPr>
-                <w:rFonts w:ascii="Times New Roman" w:hAnsi="Times New Roman"/>
-                <w:sz w:val="18"/>
+              <w:spacing w:line="240" w:lineRule="auto" w:after="20"/>
+              <w:ind w:firstLine="0"/>
+              <w:jc w:val="left"/>
+            </w:pPr>
+            <w:r>
+              <w:rPr>
+                <w:sz w:val="17"/>
               </w:rPr>
               <w:t xml:space="preserve">Obtener repositorios</w:t>
             </w:r>
@@ -2033,29 +2043,26 @@
           <w:p>
             <w:pPr>
               <w:pStyle w:val="Compact"/>
-              <w:spacing w:line="240" w:lineRule="auto" w:after="0"/>
+              <w:spacing w:line="240" w:lineRule="auto" w:after="20"/>
               <w:ind w:firstLine="0"/>
               <w:jc w:val="left"/>
             </w:pPr>
             <w:r>
               <w:rPr>
                 <w:rStyle w:val="VerbatimChar"/>
-                <w:rFonts w:ascii="Times New Roman" w:hAnsi="Times New Roman"/>
-                <w:sz w:val="18"/>
+                <w:sz w:val="17"/>
               </w:rPr>
               <w:t xml:space="preserve">git clone https://github.com/yersonct/SaborExpressBack.git</w:t>
             </w:r>
             <w:r>
               <w:rPr>
-                <w:rFonts w:ascii="Times New Roman" w:hAnsi="Times New Roman"/>
-                <w:sz w:val="18"/>
+                <w:sz w:val="17"/>
               </w:rPr>
               <w:t xml:space="preserve"> </w:t>
             </w:r>
             <w:r>
               <w:rPr>
-                <w:rFonts w:ascii="Times New Roman" w:hAnsi="Times New Roman"/>
-                <w:sz w:val="18"/>
+                <w:sz w:val="17"/>
               </w:rPr>
               <w:t xml:space="preserve">y sus equivalentes Web/Movil</w:t>
             </w:r>
@@ -2066,14 +2073,13 @@
           <w:p>
             <w:pPr>
               <w:pStyle w:val="Compact"/>
-              <w:spacing w:line="240" w:lineRule="auto" w:after="0"/>
-              <w:ind w:firstLine="0"/>
-              <w:jc w:val="left"/>
-            </w:pPr>
-            <w:r>
-              <w:rPr>
-                <w:rFonts w:ascii="Times New Roman" w:hAnsi="Times New Roman"/>
-                <w:sz w:val="18"/>
+              <w:spacing w:line="240" w:lineRule="auto" w:after="20"/>
+              <w:ind w:firstLine="0"/>
+              <w:jc w:val="left"/>
+            </w:pPr>
+            <w:r>
+              <w:rPr>
+                <w:sz w:val="17"/>
               </w:rPr>
               <w:t xml:space="preserve">Guardar SHA reproducible con git rev-parse HEAD.</w:t>
             </w:r>
@@ -2086,14 +2092,13 @@
           <w:p>
             <w:pPr>
               <w:pStyle w:val="Compact"/>
-              <w:spacing w:line="240" w:lineRule="auto" w:after="0"/>
-              <w:ind w:firstLine="0"/>
-              <w:jc w:val="left"/>
-            </w:pPr>
-            <w:r>
-              <w:rPr>
-                <w:rFonts w:ascii="Times New Roman" w:hAnsi="Times New Roman"/>
-                <w:sz w:val="18"/>
+              <w:spacing w:line="240" w:lineRule="auto" w:after="20"/>
+              <w:ind w:firstLine="0"/>
+              <w:jc w:val="left"/>
+            </w:pPr>
+            <w:r>
+              <w:rPr>
+                <w:sz w:val="17"/>
               </w:rPr>
               <w:t xml:space="preserve">Restaurar API</w:t>
             </w:r>
@@ -2104,37 +2109,33 @@
           <w:p>
             <w:pPr>
               <w:pStyle w:val="Compact"/>
-              <w:spacing w:line="240" w:lineRule="auto" w:after="0"/>
+              <w:spacing w:line="240" w:lineRule="auto" w:after="20"/>
               <w:ind w:firstLine="0"/>
               <w:jc w:val="left"/>
             </w:pPr>
             <w:r>
               <w:rPr>
                 <w:rStyle w:val="VerbatimChar"/>
-                <w:rFonts w:ascii="Times New Roman" w:hAnsi="Times New Roman"/>
-                <w:sz w:val="18"/>
+                <w:sz w:val="17"/>
               </w:rPr>
               <w:t xml:space="preserve">cd SaborExpressBack</w:t>
             </w:r>
             <w:r>
               <w:rPr>
-                <w:rFonts w:ascii="Times New Roman" w:hAnsi="Times New Roman"/>
-                <w:sz w:val="18"/>
+                <w:sz w:val="17"/>
               </w:rPr>
               <w:t xml:space="preserve">;</w:t>
             </w:r>
             <w:r>
               <w:rPr>
-                <w:rFonts w:ascii="Times New Roman" w:hAnsi="Times New Roman"/>
-                <w:sz w:val="18"/>
+                <w:sz w:val="17"/>
               </w:rPr>
               <w:t xml:space="preserve"> </w:t>
             </w:r>
             <w:r>
               <w:rPr>
                 <w:rStyle w:val="VerbatimChar"/>
-                <w:rFonts w:ascii="Times New Roman" w:hAnsi="Times New Roman"/>
-                <w:sz w:val="18"/>
+                <w:sz w:val="17"/>
               </w:rPr>
               <w:t xml:space="preserve">dotnet restore SaborExpress.csproj</w:t>
             </w:r>
@@ -2145,14 +2146,13 @@
           <w:p>
             <w:pPr>
               <w:pStyle w:val="Compact"/>
-              <w:spacing w:line="240" w:lineRule="auto" w:after="0"/>
-              <w:ind w:firstLine="0"/>
-              <w:jc w:val="left"/>
-            </w:pPr>
-            <w:r>
-              <w:rPr>
-                <w:rFonts w:ascii="Times New Roman" w:hAnsi="Times New Roman"/>
-                <w:sz w:val="18"/>
+              <w:spacing w:line="240" w:lineRule="auto" w:after="20"/>
+              <w:ind w:firstLine="0"/>
+              <w:jc w:val="left"/>
+            </w:pPr>
+            <w:r>
+              <w:rPr>
+                <w:sz w:val="17"/>
               </w:rPr>
               <w:t xml:space="preserve">Sin requerir conexión a BD para restaurar paquetes.</w:t>
             </w:r>
@@ -2165,14 +2165,13 @@
           <w:p>
             <w:pPr>
               <w:pStyle w:val="Compact"/>
-              <w:spacing w:line="240" w:lineRule="auto" w:after="0"/>
-              <w:ind w:firstLine="0"/>
-              <w:jc w:val="left"/>
-            </w:pPr>
-            <w:r>
-              <w:rPr>
-                <w:rFonts w:ascii="Times New Roman" w:hAnsi="Times New Roman"/>
-                <w:sz w:val="18"/>
+              <w:spacing w:line="240" w:lineRule="auto" w:after="20"/>
+              <w:ind w:firstLine="0"/>
+              <w:jc w:val="left"/>
+            </w:pPr>
+            <w:r>
+              <w:rPr>
+                <w:sz w:val="17"/>
               </w:rPr>
               <w:t xml:space="preserve">Compilar API</w:t>
             </w:r>
@@ -2183,15 +2182,14 @@
           <w:p>
             <w:pPr>
               <w:pStyle w:val="Compact"/>
-              <w:spacing w:line="240" w:lineRule="auto" w:after="0"/>
+              <w:spacing w:line="240" w:lineRule="auto" w:after="20"/>
               <w:ind w:firstLine="0"/>
               <w:jc w:val="left"/>
             </w:pPr>
             <w:r>
               <w:rPr>
                 <w:rStyle w:val="VerbatimChar"/>
-                <w:rFonts w:ascii="Times New Roman" w:hAnsi="Times New Roman"/>
-                <w:sz w:val="18"/>
+                <w:sz w:val="17"/>
               </w:rPr>
               <w:t xml:space="preserve">dotnet build SaborExpress.csproj -c Release</w:t>
             </w:r>
@@ -2202,14 +2200,13 @@
           <w:p>
             <w:pPr>
               <w:pStyle w:val="Compact"/>
-              <w:spacing w:line="240" w:lineRule="auto" w:after="0"/>
-              <w:ind w:firstLine="0"/>
-              <w:jc w:val="left"/>
-            </w:pPr>
-            <w:r>
-              <w:rPr>
-                <w:rFonts w:ascii="Times New Roman" w:hAnsi="Times New Roman"/>
-                <w:sz w:val="18"/>
+              <w:spacing w:line="240" w:lineRule="auto" w:after="20"/>
+              <w:ind w:firstLine="0"/>
+              <w:jc w:val="left"/>
+            </w:pPr>
+            <w:r>
+              <w:rPr>
+                <w:sz w:val="17"/>
               </w:rPr>
               <w:t xml:space="preserve">Compilación sin errores; no equivale a prueba funcional.</w:t>
             </w:r>
@@ -2222,14 +2219,13 @@
           <w:p>
             <w:pPr>
               <w:pStyle w:val="Compact"/>
-              <w:spacing w:line="240" w:lineRule="auto" w:after="0"/>
-              <w:ind w:firstLine="0"/>
-              <w:jc w:val="left"/>
-            </w:pPr>
-            <w:r>
-              <w:rPr>
-                <w:rFonts w:ascii="Times New Roman" w:hAnsi="Times New Roman"/>
-                <w:sz w:val="18"/>
+              <w:spacing w:line="240" w:lineRule="auto" w:after="20"/>
+              <w:ind w:firstLine="0"/>
+              <w:jc w:val="left"/>
+            </w:pPr>
+            <w:r>
+              <w:rPr>
+                <w:sz w:val="17"/>
               </w:rPr>
               <w:t xml:space="preserve">Preparar base de datos</w:t>
             </w:r>
@@ -2240,14 +2236,13 @@
           <w:p>
             <w:pPr>
               <w:pStyle w:val="Compact"/>
-              <w:spacing w:line="240" w:lineRule="auto" w:after="0"/>
-              <w:ind w:firstLine="0"/>
-              <w:jc w:val="left"/>
-            </w:pPr>
-            <w:r>
-              <w:rPr>
-                <w:rFonts w:ascii="Times New Roman" w:hAnsi="Times New Roman"/>
-                <w:sz w:val="18"/>
+              <w:spacing w:line="240" w:lineRule="auto" w:after="20"/>
+              <w:ind w:firstLine="0"/>
+              <w:jc w:val="left"/>
+            </w:pPr>
+            <w:r>
+              <w:rPr>
+                <w:sz w:val="17"/>
               </w:rPr>
               <w:t xml:space="preserve">crear BD/usuario con privilegios mínimos e inyectar ConnectionStrings</w:t>
             </w:r>
@@ -2258,14 +2253,13 @@
           <w:p>
             <w:pPr>
               <w:pStyle w:val="Compact"/>
-              <w:spacing w:line="240" w:lineRule="auto" w:after="0"/>
-              <w:ind w:firstLine="0"/>
-              <w:jc w:val="left"/>
-            </w:pPr>
-            <w:r>
-              <w:rPr>
-                <w:rFonts w:ascii="Times New Roman" w:hAnsi="Times New Roman"/>
-                <w:sz w:val="18"/>
+              <w:spacing w:line="240" w:lineRule="auto" w:after="20"/>
+              <w:ind w:firstLine="0"/>
+              <w:jc w:val="left"/>
+            </w:pPr>
+            <w:r>
+              <w:rPr>
+                <w:sz w:val="17"/>
               </w:rPr>
               <w:t xml:space="preserve">Proveedor oficial de desarrollo debe coincidir con DatabaseProvider.</w:t>
             </w:r>
@@ -2278,14 +2272,13 @@
           <w:p>
             <w:pPr>
               <w:pStyle w:val="Compact"/>
-              <w:spacing w:line="240" w:lineRule="auto" w:after="0"/>
-              <w:ind w:firstLine="0"/>
-              <w:jc w:val="left"/>
-            </w:pPr>
-            <w:r>
-              <w:rPr>
-                <w:rFonts w:ascii="Times New Roman" w:hAnsi="Times New Roman"/>
-                <w:sz w:val="18"/>
+              <w:spacing w:line="240" w:lineRule="auto" w:after="20"/>
+              <w:ind w:firstLine="0"/>
+              <w:jc w:val="left"/>
+            </w:pPr>
+            <w:r>
+              <w:rPr>
+                <w:sz w:val="17"/>
               </w:rPr>
               <w:t xml:space="preserve">Ejecutar API</w:t>
             </w:r>
@@ -2296,15 +2289,14 @@
           <w:p>
             <w:pPr>
               <w:pStyle w:val="Compact"/>
-              <w:spacing w:line="240" w:lineRule="auto" w:after="0"/>
+              <w:spacing w:line="240" w:lineRule="auto" w:after="20"/>
               <w:ind w:firstLine="0"/>
               <w:jc w:val="left"/>
             </w:pPr>
             <w:r>
               <w:rPr>
                 <w:rStyle w:val="VerbatimChar"/>
-                <w:rFonts w:ascii="Times New Roman" w:hAnsi="Times New Roman"/>
-                <w:sz w:val="18"/>
+                <w:sz w:val="17"/>
               </w:rPr>
               <w:t xml:space="preserve">dotnet run --project SaborExpress.csproj</w:t>
             </w:r>
@@ -2315,14 +2307,13 @@
           <w:p>
             <w:pPr>
               <w:pStyle w:val="Compact"/>
-              <w:spacing w:line="240" w:lineRule="auto" w:after="0"/>
-              <w:ind w:firstLine="0"/>
-              <w:jc w:val="left"/>
-            </w:pPr>
-            <w:r>
-              <w:rPr>
-                <w:rFonts w:ascii="Times New Roman" w:hAnsi="Times New Roman"/>
-                <w:sz w:val="18"/>
+              <w:spacing w:line="240" w:lineRule="auto" w:after="20"/>
+              <w:ind w:firstLine="0"/>
+              <w:jc w:val="left"/>
+            </w:pPr>
+            <w:r>
+              <w:rPr>
+                <w:sz w:val="17"/>
               </w:rPr>
               <w:t xml:space="preserve">Consultar URL y puerto de consola, abrir Swagger en raíz si configuración lo permite.</w:t>
             </w:r>
@@ -2335,14 +2326,13 @@
           <w:p>
             <w:pPr>
               <w:pStyle w:val="Compact"/>
-              <w:spacing w:line="240" w:lineRule="auto" w:after="0"/>
-              <w:ind w:firstLine="0"/>
-              <w:jc w:val="left"/>
-            </w:pPr>
-            <w:r>
-              <w:rPr>
-                <w:rFonts w:ascii="Times New Roman" w:hAnsi="Times New Roman"/>
-                <w:sz w:val="18"/>
+              <w:spacing w:line="240" w:lineRule="auto" w:after="20"/>
+              <w:ind w:firstLine="0"/>
+              <w:jc w:val="left"/>
+            </w:pPr>
+            <w:r>
+              <w:rPr>
+                <w:sz w:val="17"/>
               </w:rPr>
               <w:t xml:space="preserve">Restaurar web</w:t>
             </w:r>
@@ -2353,37 +2343,33 @@
           <w:p>
             <w:pPr>
               <w:pStyle w:val="Compact"/>
-              <w:spacing w:line="240" w:lineRule="auto" w:after="0"/>
+              <w:spacing w:line="240" w:lineRule="auto" w:after="20"/>
               <w:ind w:firstLine="0"/>
               <w:jc w:val="left"/>
             </w:pPr>
             <w:r>
               <w:rPr>
                 <w:rStyle w:val="VerbatimChar"/>
-                <w:rFonts w:ascii="Times New Roman" w:hAnsi="Times New Roman"/>
-                <w:sz w:val="18"/>
+                <w:sz w:val="17"/>
               </w:rPr>
               <w:t xml:space="preserve">cd SaborExpressWeb</w:t>
             </w:r>
             <w:r>
               <w:rPr>
-                <w:rFonts w:ascii="Times New Roman" w:hAnsi="Times New Roman"/>
-                <w:sz w:val="18"/>
+                <w:sz w:val="17"/>
               </w:rPr>
               <w:t xml:space="preserve">;</w:t>
             </w:r>
             <w:r>
               <w:rPr>
-                <w:rFonts w:ascii="Times New Roman" w:hAnsi="Times New Roman"/>
-                <w:sz w:val="18"/>
+                <w:sz w:val="17"/>
               </w:rPr>
               <w:t xml:space="preserve"> </w:t>
             </w:r>
             <w:r>
               <w:rPr>
                 <w:rStyle w:val="VerbatimChar"/>
-                <w:rFonts w:ascii="Times New Roman" w:hAnsi="Times New Roman"/>
-                <w:sz w:val="18"/>
+                <w:sz w:val="17"/>
               </w:rPr>
               <w:t xml:space="preserve">npm ci</w:t>
             </w:r>
@@ -2394,14 +2380,13 @@
           <w:p>
             <w:pPr>
               <w:pStyle w:val="Compact"/>
-              <w:spacing w:line="240" w:lineRule="auto" w:after="0"/>
-              <w:ind w:firstLine="0"/>
-              <w:jc w:val="left"/>
-            </w:pPr>
-            <w:r>
-              <w:rPr>
-                <w:rFonts w:ascii="Times New Roman" w:hAnsi="Times New Roman"/>
-                <w:sz w:val="18"/>
+              <w:spacing w:line="240" w:lineRule="auto" w:after="20"/>
+              <w:ind w:firstLine="0"/>
+              <w:jc w:val="left"/>
+            </w:pPr>
+            <w:r>
+              <w:rPr>
+                <w:sz w:val="17"/>
               </w:rPr>
               <w:t xml:space="preserve">Dependencias iguales a package-lock.</w:t>
             </w:r>
@@ -2414,14 +2399,13 @@
           <w:p>
             <w:pPr>
               <w:pStyle w:val="Compact"/>
-              <w:spacing w:line="240" w:lineRule="auto" w:after="0"/>
-              <w:ind w:firstLine="0"/>
-              <w:jc w:val="left"/>
-            </w:pPr>
-            <w:r>
-              <w:rPr>
-                <w:rFonts w:ascii="Times New Roman" w:hAnsi="Times New Roman"/>
-                <w:sz w:val="18"/>
+              <w:spacing w:line="240" w:lineRule="auto" w:after="20"/>
+              <w:ind w:firstLine="0"/>
+              <w:jc w:val="left"/>
+            </w:pPr>
+            <w:r>
+              <w:rPr>
+                <w:sz w:val="17"/>
               </w:rPr>
               <w:t xml:space="preserve">Compilar web</w:t>
             </w:r>
@@ -2432,15 +2416,14 @@
           <w:p>
             <w:pPr>
               <w:pStyle w:val="Compact"/>
-              <w:spacing w:line="240" w:lineRule="auto" w:after="0"/>
+              <w:spacing w:line="240" w:lineRule="auto" w:after="20"/>
               <w:ind w:firstLine="0"/>
               <w:jc w:val="left"/>
             </w:pPr>
             <w:r>
               <w:rPr>
                 <w:rStyle w:val="VerbatimChar"/>
-                <w:rFonts w:ascii="Times New Roman" w:hAnsi="Times New Roman"/>
-                <w:sz w:val="18"/>
+                <w:sz w:val="17"/>
               </w:rPr>
               <w:t xml:space="preserve">npm run build</w:t>
             </w:r>
@@ -2451,14 +2434,13 @@
           <w:p>
             <w:pPr>
               <w:pStyle w:val="Compact"/>
-              <w:spacing w:line="240" w:lineRule="auto" w:after="0"/>
-              <w:ind w:firstLine="0"/>
-              <w:jc w:val="left"/>
-            </w:pPr>
-            <w:r>
-              <w:rPr>
-                <w:rFonts w:ascii="Times New Roman" w:hAnsi="Times New Roman"/>
-                <w:sz w:val="18"/>
+              <w:spacing w:line="240" w:lineRule="auto" w:after="20"/>
+              <w:ind w:firstLine="0"/>
+              <w:jc w:val="left"/>
+            </w:pPr>
+            <w:r>
+              <w:rPr>
+                <w:sz w:val="17"/>
               </w:rPr>
               <w:t xml:space="preserve">Validar variables de API y route protection.</w:t>
             </w:r>
@@ -2471,14 +2453,13 @@
           <w:p>
             <w:pPr>
               <w:pStyle w:val="Compact"/>
-              <w:spacing w:line="240" w:lineRule="auto" w:after="0"/>
-              <w:ind w:firstLine="0"/>
-              <w:jc w:val="left"/>
-            </w:pPr>
-            <w:r>
-              <w:rPr>
-                <w:rFonts w:ascii="Times New Roman" w:hAnsi="Times New Roman"/>
-                <w:sz w:val="18"/>
+              <w:spacing w:line="240" w:lineRule="auto" w:after="20"/>
+              <w:ind w:firstLine="0"/>
+              <w:jc w:val="left"/>
+            </w:pPr>
+            <w:r>
+              <w:rPr>
+                <w:sz w:val="17"/>
               </w:rPr>
               <w:t xml:space="preserve">Iniciar web</w:t>
             </w:r>
@@ -2489,15 +2470,14 @@
           <w:p>
             <w:pPr>
               <w:pStyle w:val="Compact"/>
-              <w:spacing w:line="240" w:lineRule="auto" w:after="0"/>
+              <w:spacing w:line="240" w:lineRule="auto" w:after="20"/>
               <w:ind w:firstLine="0"/>
               <w:jc w:val="left"/>
             </w:pPr>
             <w:r>
               <w:rPr>
                 <w:rStyle w:val="VerbatimChar"/>
-                <w:rFonts w:ascii="Times New Roman" w:hAnsi="Times New Roman"/>
-                <w:sz w:val="18"/>
+                <w:sz w:val="17"/>
               </w:rPr>
               <w:t xml:space="preserve">npm run dev</w:t>
             </w:r>
@@ -2508,14 +2488,13 @@
           <w:p>
             <w:pPr>
               <w:pStyle w:val="Compact"/>
-              <w:spacing w:line="240" w:lineRule="auto" w:after="0"/>
-              <w:ind w:firstLine="0"/>
-              <w:jc w:val="left"/>
-            </w:pPr>
-            <w:r>
-              <w:rPr>
-                <w:rFonts w:ascii="Times New Roman" w:hAnsi="Times New Roman"/>
-                <w:sz w:val="18"/>
+              <w:spacing w:line="240" w:lineRule="auto" w:after="20"/>
+              <w:ind w:firstLine="0"/>
+              <w:jc w:val="left"/>
+            </w:pPr>
+            <w:r>
+              <w:rPr>
+                <w:sz w:val="17"/>
               </w:rPr>
               <w:t xml:space="preserve">Url mostrada por consola; por defecto Next suele utilizar localhost:3000, verificar.</w:t>
             </w:r>
@@ -2528,14 +2507,13 @@
           <w:p>
             <w:pPr>
               <w:pStyle w:val="Compact"/>
-              <w:spacing w:line="240" w:lineRule="auto" w:after="0"/>
-              <w:ind w:firstLine="0"/>
-              <w:jc w:val="left"/>
-            </w:pPr>
-            <w:r>
-              <w:rPr>
-                <w:rFonts w:ascii="Times New Roman" w:hAnsi="Times New Roman"/>
-                <w:sz w:val="18"/>
+              <w:spacing w:line="240" w:lineRule="auto" w:after="20"/>
+              <w:ind w:firstLine="0"/>
+              <w:jc w:val="left"/>
+            </w:pPr>
+            <w:r>
+              <w:rPr>
+                <w:sz w:val="17"/>
               </w:rPr>
               <w:t xml:space="preserve">Restaurar móvil</w:t>
             </w:r>
@@ -2546,37 +2524,33 @@
           <w:p>
             <w:pPr>
               <w:pStyle w:val="Compact"/>
-              <w:spacing w:line="240" w:lineRule="auto" w:after="0"/>
+              <w:spacing w:line="240" w:lineRule="auto" w:after="20"/>
               <w:ind w:firstLine="0"/>
               <w:jc w:val="left"/>
             </w:pPr>
             <w:r>
               <w:rPr>
                 <w:rStyle w:val="VerbatimChar"/>
-                <w:rFonts w:ascii="Times New Roman" w:hAnsi="Times New Roman"/>
-                <w:sz w:val="18"/>
+                <w:sz w:val="17"/>
               </w:rPr>
               <w:t xml:space="preserve">cd SaborExpressMovil</w:t>
             </w:r>
             <w:r>
               <w:rPr>
-                <w:rFonts w:ascii="Times New Roman" w:hAnsi="Times New Roman"/>
-                <w:sz w:val="18"/>
+                <w:sz w:val="17"/>
               </w:rPr>
               <w:t xml:space="preserve">;</w:t>
             </w:r>
             <w:r>
               <w:rPr>
-                <w:rFonts w:ascii="Times New Roman" w:hAnsi="Times New Roman"/>
-                <w:sz w:val="18"/>
+                <w:sz w:val="17"/>
               </w:rPr>
               <w:t xml:space="preserve"> </w:t>
             </w:r>
             <w:r>
               <w:rPr>
                 <w:rStyle w:val="VerbatimChar"/>
-                <w:rFonts w:ascii="Times New Roman" w:hAnsi="Times New Roman"/>
-                <w:sz w:val="18"/>
+                <w:sz w:val="17"/>
               </w:rPr>
               <w:t xml:space="preserve">npm ci</w:t>
             </w:r>
@@ -2587,14 +2561,13 @@
           <w:p>
             <w:pPr>
               <w:pStyle w:val="Compact"/>
-              <w:spacing w:line="240" w:lineRule="auto" w:after="0"/>
-              <w:ind w:firstLine="0"/>
-              <w:jc w:val="left"/>
-            </w:pPr>
-            <w:r>
-              <w:rPr>
-                <w:rFonts w:ascii="Times New Roman" w:hAnsi="Times New Roman"/>
-                <w:sz w:val="18"/>
+              <w:spacing w:line="240" w:lineRule="auto" w:after="20"/>
+              <w:ind w:firstLine="0"/>
+              <w:jc w:val="left"/>
+            </w:pPr>
+            <w:r>
+              <w:rPr>
+                <w:sz w:val="17"/>
               </w:rPr>
               <w:t xml:space="preserve">Acordar Node/SDK con versiones Expo declaradas.</w:t>
             </w:r>
@@ -2607,14 +2580,13 @@
           <w:p>
             <w:pPr>
               <w:pStyle w:val="Compact"/>
-              <w:spacing w:line="240" w:lineRule="auto" w:after="0"/>
-              <w:ind w:firstLine="0"/>
-              <w:jc w:val="left"/>
-            </w:pPr>
-            <w:r>
-              <w:rPr>
-                <w:rFonts w:ascii="Times New Roman" w:hAnsi="Times New Roman"/>
-                <w:sz w:val="18"/>
+              <w:spacing w:line="240" w:lineRule="auto" w:after="20"/>
+              <w:ind w:firstLine="0"/>
+              <w:jc w:val="left"/>
+            </w:pPr>
+            <w:r>
+              <w:rPr>
+                <w:sz w:val="17"/>
               </w:rPr>
               <w:t xml:space="preserve">Iniciar móvil</w:t>
             </w:r>
@@ -2625,44 +2597,39 @@
           <w:p>
             <w:pPr>
               <w:pStyle w:val="Compact"/>
-              <w:spacing w:line="240" w:lineRule="auto" w:after="0"/>
+              <w:spacing w:line="240" w:lineRule="auto" w:after="20"/>
               <w:ind w:firstLine="0"/>
               <w:jc w:val="left"/>
             </w:pPr>
             <w:r>
               <w:rPr>
                 <w:rStyle w:val="VerbatimChar"/>
-                <w:rFonts w:ascii="Times New Roman" w:hAnsi="Times New Roman"/>
-                <w:sz w:val="18"/>
+                <w:sz w:val="17"/>
               </w:rPr>
               <w:t xml:space="preserve">npm start</w:t>
             </w:r>
             <w:r>
               <w:rPr>
-                <w:rFonts w:ascii="Times New Roman" w:hAnsi="Times New Roman"/>
-                <w:sz w:val="18"/>
+                <w:sz w:val="17"/>
               </w:rPr>
               <w:t xml:space="preserve"> </w:t>
             </w:r>
             <w:r>
               <w:rPr>
-                <w:rFonts w:ascii="Times New Roman" w:hAnsi="Times New Roman"/>
-                <w:sz w:val="18"/>
+                <w:sz w:val="17"/>
               </w:rPr>
               <w:t xml:space="preserve">o</w:t>
             </w:r>
             <w:r>
               <w:rPr>
-                <w:rFonts w:ascii="Times New Roman" w:hAnsi="Times New Roman"/>
-                <w:sz w:val="18"/>
+                <w:sz w:val="17"/>
               </w:rPr>
               <w:t xml:space="preserve"> </w:t>
             </w:r>
             <w:r>
               <w:rPr>
                 <w:rStyle w:val="VerbatimChar"/>
-                <w:rFonts w:ascii="Times New Roman" w:hAnsi="Times New Roman"/>
-                <w:sz w:val="18"/>
+                <w:sz w:val="17"/>
               </w:rPr>
               <w:t xml:space="preserve">npx expo start</w:t>
             </w:r>
@@ -2673,14 +2640,13 @@
           <w:p>
             <w:pPr>
               <w:pStyle w:val="Compact"/>
-              <w:spacing w:line="240" w:lineRule="auto" w:after="0"/>
-              <w:ind w:firstLine="0"/>
-              <w:jc w:val="left"/>
-            </w:pPr>
-            <w:r>
-              <w:rPr>
-                <w:rFonts w:ascii="Times New Roman" w:hAnsi="Times New Roman"/>
-                <w:sz w:val="18"/>
+              <w:spacing w:line="240" w:lineRule="auto" w:after="20"/>
+              <w:ind w:firstLine="0"/>
+              <w:jc w:val="left"/>
+            </w:pPr>
+            <w:r>
+              <w:rPr>
+                <w:sz w:val="17"/>
               </w:rPr>
               <w:t xml:space="preserve">Elegir emulador/dispositivo según SDK requerido; URL API accesible.</w:t>
             </w:r>
@@ -2693,14 +2659,13 @@
           <w:p>
             <w:pPr>
               <w:pStyle w:val="Compact"/>
-              <w:spacing w:line="240" w:lineRule="auto" w:after="0"/>
-              <w:ind w:firstLine="0"/>
-              <w:jc w:val="left"/>
-            </w:pPr>
-            <w:r>
-              <w:rPr>
-                <w:rFonts w:ascii="Times New Roman" w:hAnsi="Times New Roman"/>
-                <w:sz w:val="18"/>
+              <w:spacing w:line="240" w:lineRule="auto" w:after="20"/>
+              <w:ind w:firstLine="0"/>
+              <w:jc w:val="left"/>
+            </w:pPr>
+            <w:r>
+              <w:rPr>
+                <w:sz w:val="17"/>
               </w:rPr>
               <w:t xml:space="preserve">Verificar funcionalidad</w:t>
             </w:r>
@@ -2711,14 +2676,13 @@
           <w:p>
             <w:pPr>
               <w:pStyle w:val="Compact"/>
-              <w:spacing w:line="240" w:lineRule="auto" w:after="0"/>
-              <w:ind w:firstLine="0"/>
-              <w:jc w:val="left"/>
-            </w:pPr>
-            <w:r>
-              <w:rPr>
-                <w:rFonts w:ascii="Times New Roman" w:hAnsi="Times New Roman"/>
-                <w:sz w:val="18"/>
+              <w:spacing w:line="240" w:lineRule="auto" w:after="20"/>
+              <w:ind w:firstLine="0"/>
+              <w:jc w:val="left"/>
+            </w:pPr>
+            <w:r>
+              <w:rPr>
+                <w:sz w:val="17"/>
               </w:rPr>
               <w:t xml:space="preserve">inspeccionar Swagger, crear cliente sintético y consultar catálogo</w:t>
             </w:r>
@@ -2729,14 +2693,13 @@
           <w:p>
             <w:pPr>
               <w:pStyle w:val="Compact"/>
-              <w:spacing w:line="240" w:lineRule="auto" w:after="0"/>
-              <w:ind w:firstLine="0"/>
-              <w:jc w:val="left"/>
-            </w:pPr>
-            <w:r>
-              <w:rPr>
-                <w:rFonts w:ascii="Times New Roman" w:hAnsi="Times New Roman"/>
-                <w:sz w:val="18"/>
+              <w:spacing w:line="240" w:lineRule="auto" w:after="20"/>
+              <w:ind w:firstLine="0"/>
+              <w:jc w:val="left"/>
+            </w:pPr>
+            <w:r>
+              <w:rPr>
+                <w:sz w:val="17"/>
               </w:rPr>
               <w:t xml:space="preserve">No usar datos ni pagos de producción en prueba.</w:t>
             </w:r>
@@ -2750,20 +2713,16 @@
       <w:pPr>
         <w:pStyle w:val="Heading2"/>
         <w:keepNext/>
-        <w:ind w:firstLine="0"/>
-      </w:pPr>
-      <w:r>
-        <w:rPr>
-          <w:color w:val="000000"/>
-        </w:rPr>
+        <w:spacing w:line="264" w:lineRule="auto"/>
+      </w:pPr>
+      <w:r>
         <w:t xml:space="preserve">9. Configuración de ambiente de forma segura</w:t>
       </w:r>
     </w:p>
     <w:p>
       <w:pPr>
         <w:pStyle w:val="FirstParagraph"/>
-        <w:spacing w:line="480" w:lineRule="auto" w:after="0"/>
-        <w:ind w:firstLine="720"/>
+        <w:spacing w:line="396" w:lineRule="auto" w:after="100"/>
       </w:pPr>
       <w:r>
         <w:rPr>
@@ -2881,8 +2840,7 @@
     <w:p>
       <w:pPr>
         <w:pStyle w:val="BodyText"/>
-        <w:spacing w:line="480" w:lineRule="auto" w:after="0"/>
-        <w:ind w:firstLine="720"/>
+        <w:spacing w:line="396" w:lineRule="auto" w:after="100"/>
       </w:pPr>
       <w:r>
         <w:rPr>
@@ -2931,8 +2889,7 @@
     <w:p>
       <w:pPr>
         <w:pStyle w:val="BodyText"/>
-        <w:spacing w:line="480" w:lineRule="auto" w:after="0"/>
-        <w:ind w:firstLine="720"/>
+        <w:spacing w:line="396" w:lineRule="auto" w:after="100"/>
       </w:pPr>
       <w:r>
         <w:rPr>
@@ -2978,8 +2935,7 @@
     <w:p>
       <w:pPr>
         <w:pStyle w:val="BodyText"/>
-        <w:spacing w:line="480" w:lineRule="auto" w:after="0"/>
-        <w:ind w:firstLine="720"/>
+        <w:spacing w:line="396" w:lineRule="auto" w:after="100"/>
       </w:pPr>
       <w:r>
         <w:rPr>
@@ -2998,8 +2954,7 @@
     <w:p>
       <w:pPr>
         <w:pStyle w:val="BodyText"/>
-        <w:spacing w:line="480" w:lineRule="auto" w:after="0"/>
-        <w:ind w:firstLine="720"/>
+        <w:spacing w:line="396" w:lineRule="auto" w:after="100"/>
       </w:pPr>
       <w:r>
         <w:rPr>
@@ -3021,18 +2976,16 @@
       <w:pPr>
         <w:pStyle w:val="Heading2"/>
         <w:keepNext/>
-        <w:ind w:firstLine="0"/>
-      </w:pPr>
-      <w:r>
-        <w:rPr>
-          <w:color w:val="000000"/>
-        </w:rPr>
+        <w:spacing w:line="264" w:lineRule="auto"/>
+      </w:pPr>
+      <w:r>
         <w:t xml:space="preserve">10. Procedimiento Windows PowerShell (ejemplo reproducible)</w:t>
       </w:r>
     </w:p>
     <w:p>
       <w:pPr>
         <w:pStyle w:val="SourceCode"/>
+        <w:spacing w:after="80"/>
       </w:pPr>
       <w:r>
         <w:rPr>
@@ -3449,8 +3402,7 @@
     <w:p>
       <w:pPr>
         <w:pStyle w:val="FirstParagraph"/>
-        <w:spacing w:line="480" w:lineRule="auto" w:after="0"/>
-        <w:ind w:firstLine="720"/>
+        <w:spacing w:line="396" w:lineRule="auto" w:after="100"/>
       </w:pPr>
       <w:r>
         <w:t xml:space="preserve">Los comandos de ejecución se dejan comentados por seguridad hasta configurar un motor de datos de prueba y variables apropiadas. El SDK y los puertos definitivos se documentan después de instalar en el equipo destino.</w:t>
@@ -3462,20 +3414,16 @@
       <w:pPr>
         <w:pStyle w:val="Heading2"/>
         <w:keepNext/>
-        <w:ind w:firstLine="0"/>
-      </w:pPr>
-      <w:r>
-        <w:rPr>
-          <w:color w:val="000000"/>
-        </w:rPr>
+        <w:spacing w:line="264" w:lineRule="auto"/>
+      </w:pPr>
+      <w:r>
         <w:t xml:space="preserve">11. Preparación de despliegue y puesta en marcha</w:t>
       </w:r>
     </w:p>
     <w:p>
       <w:pPr>
         <w:pStyle w:val="FirstParagraph"/>
-        <w:spacing w:line="480" w:lineRule="auto" w:after="0"/>
-        <w:ind w:firstLine="720"/>
+        <w:spacing w:line="396" w:lineRule="auto" w:after="100"/>
       </w:pPr>
       <w:r>
         <w:rPr>
@@ -3494,8 +3442,7 @@
     <w:p>
       <w:pPr>
         <w:pStyle w:val="BodyText"/>
-        <w:spacing w:line="480" w:lineRule="auto" w:after="0"/>
-        <w:ind w:firstLine="720"/>
+        <w:spacing w:line="396" w:lineRule="auto" w:after="100"/>
       </w:pPr>
       <w:r>
         <w:rPr>
@@ -3514,8 +3461,7 @@
     <w:p>
       <w:pPr>
         <w:pStyle w:val="BodyText"/>
-        <w:spacing w:line="480" w:lineRule="auto" w:after="0"/>
-        <w:ind w:firstLine="720"/>
+        <w:spacing w:line="396" w:lineRule="auto" w:after="100"/>
       </w:pPr>
       <w:r>
         <w:rPr>
@@ -3549,8 +3495,7 @@
     <w:p>
       <w:pPr>
         <w:pStyle w:val="BodyText"/>
-        <w:spacing w:line="480" w:lineRule="auto" w:after="0"/>
-        <w:ind w:firstLine="720"/>
+        <w:spacing w:line="396" w:lineRule="auto" w:after="100"/>
       </w:pPr>
       <w:r>
         <w:rPr>
@@ -3572,12 +3517,9 @@
       <w:pPr>
         <w:pStyle w:val="Heading2"/>
         <w:keepNext/>
-        <w:ind w:firstLine="0"/>
-      </w:pPr>
-      <w:r>
-        <w:rPr>
-          <w:color w:val="000000"/>
-        </w:rPr>
+        <w:spacing w:line="264" w:lineRule="auto"/>
+      </w:pPr>
+      <w:r>
         <w:t xml:space="preserve">12. Diagnóstico de instalación</w:t>
       </w:r>
     </w:p>
@@ -3586,7 +3528,7 @@
         <w:tblStyle w:val="Table"/>
         <w:tblW w:type="pct" w:w="5000"/>
         <w:jc w:val="left"/>
-        <w:tblLayout w:type="fixed"/>
+        <w:tblLayout w:type="autofit"/>
         <w:tblLook w:firstRow="1" w:lastRow="0" w:firstColumn="0" w:lastColumn="0" w:noHBand="0" w:noVBand="0" w:val="0020"/>
       </w:tblPr>
       <w:tblGrid>
@@ -3605,14 +3547,14 @@
           <w:p>
             <w:pPr>
               <w:pStyle w:val="Compact"/>
-              <w:spacing w:line="240" w:lineRule="auto" w:after="0"/>
-              <w:ind w:firstLine="0"/>
-              <w:jc w:val="left"/>
-            </w:pPr>
-            <w:r>
-              <w:rPr>
-                <w:rFonts w:ascii="Times New Roman" w:hAnsi="Times New Roman"/>
-                <w:sz w:val="18"/>
+              <w:spacing w:line="240" w:lineRule="auto" w:after="20"/>
+              <w:ind w:firstLine="0"/>
+              <w:jc w:val="left"/>
+            </w:pPr>
+            <w:r>
+              <w:rPr>
+                <w:b/>
+                <w:sz w:val="17"/>
               </w:rPr>
               <w:t xml:space="preserve">Error</w:t>
             </w:r>
@@ -3623,14 +3565,14 @@
           <w:p>
             <w:pPr>
               <w:pStyle w:val="Compact"/>
-              <w:spacing w:line="240" w:lineRule="auto" w:after="0"/>
-              <w:ind w:firstLine="0"/>
-              <w:jc w:val="left"/>
-            </w:pPr>
-            <w:r>
-              <w:rPr>
-                <w:rFonts w:ascii="Times New Roman" w:hAnsi="Times New Roman"/>
-                <w:sz w:val="18"/>
+              <w:spacing w:line="240" w:lineRule="auto" w:after="20"/>
+              <w:ind w:firstLine="0"/>
+              <w:jc w:val="left"/>
+            </w:pPr>
+            <w:r>
+              <w:rPr>
+                <w:b/>
+                <w:sz w:val="17"/>
               </w:rPr>
               <w:t xml:space="preserve">Causa probable</w:t>
             </w:r>
@@ -3641,14 +3583,14 @@
           <w:p>
             <w:pPr>
               <w:pStyle w:val="Compact"/>
-              <w:spacing w:line="240" w:lineRule="auto" w:after="0"/>
-              <w:ind w:firstLine="0"/>
-              <w:jc w:val="left"/>
-            </w:pPr>
-            <w:r>
-              <w:rPr>
-                <w:rFonts w:ascii="Times New Roman" w:hAnsi="Times New Roman"/>
-                <w:sz w:val="18"/>
+              <w:spacing w:line="240" w:lineRule="auto" w:after="20"/>
+              <w:ind w:firstLine="0"/>
+              <w:jc w:val="left"/>
+            </w:pPr>
+            <w:r>
+              <w:rPr>
+                <w:b/>
+                <w:sz w:val="17"/>
               </w:rPr>
               <w:t xml:space="preserve">Validación</w:t>
             </w:r>
@@ -3659,14 +3601,14 @@
           <w:p>
             <w:pPr>
               <w:pStyle w:val="Compact"/>
-              <w:spacing w:line="240" w:lineRule="auto" w:after="0"/>
-              <w:ind w:firstLine="0"/>
-              <w:jc w:val="left"/>
-            </w:pPr>
-            <w:r>
-              <w:rPr>
-                <w:rFonts w:ascii="Times New Roman" w:hAnsi="Times New Roman"/>
-                <w:sz w:val="18"/>
+              <w:spacing w:line="240" w:lineRule="auto" w:after="20"/>
+              <w:ind w:firstLine="0"/>
+              <w:jc w:val="left"/>
+            </w:pPr>
+            <w:r>
+              <w:rPr>
+                <w:b/>
+                <w:sz w:val="17"/>
               </w:rPr>
               <w:t xml:space="preserve">Solución prudente</w:t>
             </w:r>
@@ -3679,14 +3621,13 @@
           <w:p>
             <w:pPr>
               <w:pStyle w:val="Compact"/>
-              <w:spacing w:line="240" w:lineRule="auto" w:after="0"/>
-              <w:ind w:firstLine="0"/>
-              <w:jc w:val="left"/>
-            </w:pPr>
-            <w:r>
-              <w:rPr>
-                <w:rFonts w:ascii="Times New Roman" w:hAnsi="Times New Roman"/>
-                <w:sz w:val="18"/>
+              <w:spacing w:line="240" w:lineRule="auto" w:after="20"/>
+              <w:ind w:firstLine="0"/>
+              <w:jc w:val="left"/>
+            </w:pPr>
+            <w:r>
+              <w:rPr>
+                <w:sz w:val="17"/>
               </w:rPr>
               <w:t xml:space="preserve">dotnet restore falla</w:t>
             </w:r>
@@ -3697,14 +3638,13 @@
           <w:p>
             <w:pPr>
               <w:pStyle w:val="Compact"/>
-              <w:spacing w:line="240" w:lineRule="auto" w:after="0"/>
-              <w:ind w:firstLine="0"/>
-              <w:jc w:val="left"/>
-            </w:pPr>
-            <w:r>
-              <w:rPr>
-                <w:rFonts w:ascii="Times New Roman" w:hAnsi="Times New Roman"/>
-                <w:sz w:val="18"/>
+              <w:spacing w:line="240" w:lineRule="auto" w:after="20"/>
+              <w:ind w:firstLine="0"/>
+              <w:jc w:val="left"/>
+            </w:pPr>
+            <w:r>
+              <w:rPr>
+                <w:sz w:val="17"/>
               </w:rPr>
               <w:t xml:space="preserve">red o versión SDK incompatible</w:t>
             </w:r>
@@ -3715,14 +3655,13 @@
           <w:p>
             <w:pPr>
               <w:pStyle w:val="Compact"/>
-              <w:spacing w:line="240" w:lineRule="auto" w:after="0"/>
-              <w:ind w:firstLine="0"/>
-              <w:jc w:val="left"/>
-            </w:pPr>
-            <w:r>
-              <w:rPr>
-                <w:rFonts w:ascii="Times New Roman" w:hAnsi="Times New Roman"/>
-                <w:sz w:val="18"/>
+              <w:spacing w:line="240" w:lineRule="auto" w:after="20"/>
+              <w:ind w:firstLine="0"/>
+              <w:jc w:val="left"/>
+            </w:pPr>
+            <w:r>
+              <w:rPr>
+                <w:sz w:val="17"/>
               </w:rPr>
               <w:t xml:space="preserve">dotnet –info; NuGet</w:t>
             </w:r>
@@ -3733,14 +3672,13 @@
           <w:p>
             <w:pPr>
               <w:pStyle w:val="Compact"/>
-              <w:spacing w:line="240" w:lineRule="auto" w:after="0"/>
-              <w:ind w:firstLine="0"/>
-              <w:jc w:val="left"/>
-            </w:pPr>
-            <w:r>
-              <w:rPr>
-                <w:rFonts w:ascii="Times New Roman" w:hAnsi="Times New Roman"/>
-                <w:sz w:val="18"/>
+              <w:spacing w:line="240" w:lineRule="auto" w:after="20"/>
+              <w:ind w:firstLine="0"/>
+              <w:jc w:val="left"/>
+            </w:pPr>
+            <w:r>
+              <w:rPr>
+                <w:sz w:val="17"/>
               </w:rPr>
               <w:t xml:space="preserve">revisar SDK net8.0</w:t>
             </w:r>
@@ -3753,14 +3691,13 @@
           <w:p>
             <w:pPr>
               <w:pStyle w:val="Compact"/>
-              <w:spacing w:line="240" w:lineRule="auto" w:after="0"/>
-              <w:ind w:firstLine="0"/>
-              <w:jc w:val="left"/>
-            </w:pPr>
-            <w:r>
-              <w:rPr>
-                <w:rFonts w:ascii="Times New Roman" w:hAnsi="Times New Roman"/>
-                <w:sz w:val="18"/>
+              <w:spacing w:line="240" w:lineRule="auto" w:after="20"/>
+              <w:ind w:firstLine="0"/>
+              <w:jc w:val="left"/>
+            </w:pPr>
+            <w:r>
+              <w:rPr>
+                <w:sz w:val="17"/>
               </w:rPr>
               <w:t xml:space="preserve">Migration failed</w:t>
             </w:r>
@@ -3771,14 +3708,13 @@
           <w:p>
             <w:pPr>
               <w:pStyle w:val="Compact"/>
-              <w:spacing w:line="240" w:lineRule="auto" w:after="0"/>
-              <w:ind w:firstLine="0"/>
-              <w:jc w:val="left"/>
-            </w:pPr>
-            <w:r>
-              <w:rPr>
-                <w:rFonts w:ascii="Times New Roman" w:hAnsi="Times New Roman"/>
-                <w:sz w:val="18"/>
+              <w:spacing w:line="240" w:lineRule="auto" w:after="20"/>
+              <w:ind w:firstLine="0"/>
+              <w:jc w:val="left"/>
+            </w:pPr>
+            <w:r>
+              <w:rPr>
+                <w:sz w:val="17"/>
               </w:rPr>
               <w:t xml:space="preserve">cadena incorrecta, falta DB o permisos</w:t>
             </w:r>
@@ -3789,14 +3725,13 @@
           <w:p>
             <w:pPr>
               <w:pStyle w:val="Compact"/>
-              <w:spacing w:line="240" w:lineRule="auto" w:after="0"/>
-              <w:ind w:firstLine="0"/>
-              <w:jc w:val="left"/>
-            </w:pPr>
-            <w:r>
-              <w:rPr>
-                <w:rFonts w:ascii="Times New Roman" w:hAnsi="Times New Roman"/>
-                <w:sz w:val="18"/>
+              <w:spacing w:line="240" w:lineRule="auto" w:after="20"/>
+              <w:ind w:firstLine="0"/>
+              <w:jc w:val="left"/>
+            </w:pPr>
+            <w:r>
+              <w:rPr>
+                <w:sz w:val="17"/>
               </w:rPr>
               <w:t xml:space="preserve">logs sin secretos; provider EF</w:t>
             </w:r>
@@ -3807,14 +3742,13 @@
           <w:p>
             <w:pPr>
               <w:pStyle w:val="Compact"/>
-              <w:spacing w:line="240" w:lineRule="auto" w:after="0"/>
-              <w:ind w:firstLine="0"/>
-              <w:jc w:val="left"/>
-            </w:pPr>
-            <w:r>
-              <w:rPr>
-                <w:rFonts w:ascii="Times New Roman" w:hAnsi="Times New Roman"/>
-                <w:sz w:val="18"/>
+              <w:spacing w:line="240" w:lineRule="auto" w:after="20"/>
+              <w:ind w:firstLine="0"/>
+              <w:jc w:val="left"/>
+            </w:pPr>
+            <w:r>
+              <w:rPr>
+                <w:sz w:val="17"/>
               </w:rPr>
               <w:t xml:space="preserve">reparar BD, repetir en sandbox</w:t>
             </w:r>
@@ -3827,14 +3761,13 @@
           <w:p>
             <w:pPr>
               <w:pStyle w:val="Compact"/>
-              <w:spacing w:line="240" w:lineRule="auto" w:after="0"/>
-              <w:ind w:firstLine="0"/>
-              <w:jc w:val="left"/>
-            </w:pPr>
-            <w:r>
-              <w:rPr>
-                <w:rFonts w:ascii="Times New Roman" w:hAnsi="Times New Roman"/>
-                <w:sz w:val="18"/>
+              <w:spacing w:line="240" w:lineRule="auto" w:after="20"/>
+              <w:ind w:firstLine="0"/>
+              <w:jc w:val="left"/>
+            </w:pPr>
+            <w:r>
+              <w:rPr>
+                <w:sz w:val="17"/>
               </w:rPr>
               <w:t xml:space="preserve">next build falla</w:t>
             </w:r>
@@ -3845,14 +3778,13 @@
           <w:p>
             <w:pPr>
               <w:pStyle w:val="Compact"/>
-              <w:spacing w:line="240" w:lineRule="auto" w:after="0"/>
-              <w:ind w:firstLine="0"/>
-              <w:jc w:val="left"/>
-            </w:pPr>
-            <w:r>
-              <w:rPr>
-                <w:rFonts w:ascii="Times New Roman" w:hAnsi="Times New Roman"/>
-                <w:sz w:val="18"/>
+              <w:spacing w:line="240" w:lineRule="auto" w:after="20"/>
+              <w:ind w:firstLine="0"/>
+              <w:jc w:val="left"/>
+            </w:pPr>
+            <w:r>
+              <w:rPr>
+                <w:sz w:val="17"/>
               </w:rPr>
               <w:t xml:space="preserve">Node o variable obligatoria</w:t>
             </w:r>
@@ -3863,14 +3795,13 @@
           <w:p>
             <w:pPr>
               <w:pStyle w:val="Compact"/>
-              <w:spacing w:line="240" w:lineRule="auto" w:after="0"/>
-              <w:ind w:firstLine="0"/>
-              <w:jc w:val="left"/>
-            </w:pPr>
-            <w:r>
-              <w:rPr>
-                <w:rFonts w:ascii="Times New Roman" w:hAnsi="Times New Roman"/>
-                <w:sz w:val="18"/>
+              <w:spacing w:line="240" w:lineRule="auto" w:after="20"/>
+              <w:ind w:firstLine="0"/>
+              <w:jc w:val="left"/>
+            </w:pPr>
+            <w:r>
+              <w:rPr>
+                <w:sz w:val="17"/>
               </w:rPr>
               <w:t xml:space="preserve">npm run build, package.json</w:t>
             </w:r>
@@ -3881,14 +3812,13 @@
           <w:p>
             <w:pPr>
               <w:pStyle w:val="Compact"/>
-              <w:spacing w:line="240" w:lineRule="auto" w:after="0"/>
-              <w:ind w:firstLine="0"/>
-              <w:jc w:val="left"/>
-            </w:pPr>
-            <w:r>
-              <w:rPr>
-                <w:rFonts w:ascii="Times New Roman" w:hAnsi="Times New Roman"/>
-                <w:sz w:val="18"/>
+              <w:spacing w:line="240" w:lineRule="auto" w:after="20"/>
+              <w:ind w:firstLine="0"/>
+              <w:jc w:val="left"/>
+            </w:pPr>
+            <w:r>
+              <w:rPr>
+                <w:sz w:val="17"/>
               </w:rPr>
               <w:t xml:space="preserve">alinear versión y dependencias</w:t>
             </w:r>
@@ -3901,14 +3831,13 @@
           <w:p>
             <w:pPr>
               <w:pStyle w:val="Compact"/>
-              <w:spacing w:line="240" w:lineRule="auto" w:after="0"/>
-              <w:ind w:firstLine="0"/>
-              <w:jc w:val="left"/>
-            </w:pPr>
-            <w:r>
-              <w:rPr>
-                <w:rFonts w:ascii="Times New Roman" w:hAnsi="Times New Roman"/>
-                <w:sz w:val="18"/>
+              <w:spacing w:line="240" w:lineRule="auto" w:after="20"/>
+              <w:ind w:firstLine="0"/>
+              <w:jc w:val="left"/>
+            </w:pPr>
+            <w:r>
+              <w:rPr>
+                <w:sz w:val="17"/>
               </w:rPr>
               <w:t xml:space="preserve">app móvil no conecta</w:t>
             </w:r>
@@ -3919,14 +3848,13 @@
           <w:p>
             <w:pPr>
               <w:pStyle w:val="Compact"/>
-              <w:spacing w:line="240" w:lineRule="auto" w:after="0"/>
-              <w:ind w:firstLine="0"/>
-              <w:jc w:val="left"/>
-            </w:pPr>
-            <w:r>
-              <w:rPr>
-                <w:rFonts w:ascii="Times New Roman" w:hAnsi="Times New Roman"/>
-                <w:sz w:val="18"/>
+              <w:spacing w:line="240" w:lineRule="auto" w:after="20"/>
+              <w:ind w:firstLine="0"/>
+              <w:jc w:val="left"/>
+            </w:pPr>
+            <w:r>
+              <w:rPr>
+                <w:sz w:val="17"/>
               </w:rPr>
               <w:t xml:space="preserve">localhost erróneo o red bloqueada</w:t>
             </w:r>
@@ -3937,14 +3865,13 @@
           <w:p>
             <w:pPr>
               <w:pStyle w:val="Compact"/>
-              <w:spacing w:line="240" w:lineRule="auto" w:after="0"/>
-              <w:ind w:firstLine="0"/>
-              <w:jc w:val="left"/>
-            </w:pPr>
-            <w:r>
-              <w:rPr>
-                <w:rFonts w:ascii="Times New Roman" w:hAnsi="Times New Roman"/>
-                <w:sz w:val="18"/>
+              <w:spacing w:line="240" w:lineRule="auto" w:after="20"/>
+              <w:ind w:firstLine="0"/>
+              <w:jc w:val="left"/>
+            </w:pPr>
+            <w:r>
+              <w:rPr>
+                <w:sz w:val="17"/>
               </w:rPr>
               <w:t xml:space="preserve">ping y URL accesible desde teléfono</w:t>
             </w:r>
@@ -3955,14 +3882,13 @@
           <w:p>
             <w:pPr>
               <w:pStyle w:val="Compact"/>
-              <w:spacing w:line="240" w:lineRule="auto" w:after="0"/>
-              <w:ind w:firstLine="0"/>
-              <w:jc w:val="left"/>
-            </w:pPr>
-            <w:r>
-              <w:rPr>
-                <w:rFonts w:ascii="Times New Roman" w:hAnsi="Times New Roman"/>
-                <w:sz w:val="18"/>
+              <w:spacing w:line="240" w:lineRule="auto" w:after="20"/>
+              <w:ind w:firstLine="0"/>
+              <w:jc w:val="left"/>
+            </w:pPr>
+            <w:r>
+              <w:rPr>
+                <w:sz w:val="17"/>
               </w:rPr>
               <w:t xml:space="preserve">usar IP red o túnel protegido</w:t>
             </w:r>
@@ -3975,14 +3901,13 @@
           <w:p>
             <w:pPr>
               <w:pStyle w:val="Compact"/>
-              <w:spacing w:line="240" w:lineRule="auto" w:after="0"/>
-              <w:ind w:firstLine="0"/>
-              <w:jc w:val="left"/>
-            </w:pPr>
-            <w:r>
-              <w:rPr>
-                <w:rFonts w:ascii="Times New Roman" w:hAnsi="Times New Roman"/>
-                <w:sz w:val="18"/>
+              <w:spacing w:line="240" w:lineRule="auto" w:after="20"/>
+              <w:ind w:firstLine="0"/>
+              <w:jc w:val="left"/>
+            </w:pPr>
+            <w:r>
+              <w:rPr>
+                <w:sz w:val="17"/>
               </w:rPr>
               <w:t xml:space="preserve">401 login</w:t>
             </w:r>
@@ -3993,14 +3918,13 @@
           <w:p>
             <w:pPr>
               <w:pStyle w:val="Compact"/>
-              <w:spacing w:line="240" w:lineRule="auto" w:after="0"/>
-              <w:ind w:firstLine="0"/>
-              <w:jc w:val="left"/>
-            </w:pPr>
-            <w:r>
-              <w:rPr>
-                <w:rFonts w:ascii="Times New Roman" w:hAnsi="Times New Roman"/>
-                <w:sz w:val="18"/>
+              <w:spacing w:line="240" w:lineRule="auto" w:after="20"/>
+              <w:ind w:firstLine="0"/>
+              <w:jc w:val="left"/>
+            </w:pPr>
+            <w:r>
+              <w:rPr>
+                <w:sz w:val="17"/>
               </w:rPr>
               <w:t xml:space="preserve">JWT/config de usuario</w:t>
             </w:r>
@@ -4011,14 +3935,13 @@
           <w:p>
             <w:pPr>
               <w:pStyle w:val="Compact"/>
-              <w:spacing w:line="240" w:lineRule="auto" w:after="0"/>
-              <w:ind w:firstLine="0"/>
-              <w:jc w:val="left"/>
-            </w:pPr>
-            <w:r>
-              <w:rPr>
-                <w:rFonts w:ascii="Times New Roman" w:hAnsi="Times New Roman"/>
-                <w:sz w:val="18"/>
+              <w:spacing w:line="240" w:lineRule="auto" w:after="20"/>
+              <w:ind w:firstLine="0"/>
+              <w:jc w:val="left"/>
+            </w:pPr>
+            <w:r>
+              <w:rPr>
+                <w:sz w:val="17"/>
               </w:rPr>
               <w:t xml:space="preserve">logs sanitizados y claims</w:t>
             </w:r>
@@ -4029,14 +3952,13 @@
           <w:p>
             <w:pPr>
               <w:pStyle w:val="Compact"/>
-              <w:spacing w:line="240" w:lineRule="auto" w:after="0"/>
-              <w:ind w:firstLine="0"/>
-              <w:jc w:val="left"/>
-            </w:pPr>
-            <w:r>
-              <w:rPr>
-                <w:rFonts w:ascii="Times New Roman" w:hAnsi="Times New Roman"/>
-                <w:sz w:val="18"/>
+              <w:spacing w:line="240" w:lineRule="auto" w:after="20"/>
+              <w:ind w:firstLine="0"/>
+              <w:jc w:val="left"/>
+            </w:pPr>
+            <w:r>
+              <w:rPr>
+                <w:sz w:val="17"/>
               </w:rPr>
               <w:t xml:space="preserve">revisar Auth/seeders</w:t>
             </w:r>
@@ -4049,14 +3971,13 @@
           <w:p>
             <w:pPr>
               <w:pStyle w:val="Compact"/>
-              <w:spacing w:line="240" w:lineRule="auto" w:after="0"/>
-              <w:ind w:firstLine="0"/>
-              <w:jc w:val="left"/>
-            </w:pPr>
-            <w:r>
-              <w:rPr>
-                <w:rFonts w:ascii="Times New Roman" w:hAnsi="Times New Roman"/>
-                <w:sz w:val="18"/>
+              <w:spacing w:line="240" w:lineRule="auto" w:after="20"/>
+              <w:ind w:firstLine="0"/>
+              <w:jc w:val="left"/>
+            </w:pPr>
+            <w:r>
+              <w:rPr>
+                <w:sz w:val="17"/>
               </w:rPr>
               <w:t xml:space="preserve">WebSocket no conecta</w:t>
             </w:r>
@@ -4067,14 +3988,13 @@
           <w:p>
             <w:pPr>
               <w:pStyle w:val="Compact"/>
-              <w:spacing w:line="240" w:lineRule="auto" w:after="0"/>
-              <w:ind w:firstLine="0"/>
-              <w:jc w:val="left"/>
-            </w:pPr>
-            <w:r>
-              <w:rPr>
-                <w:rFonts w:ascii="Times New Roman" w:hAnsi="Times New Roman"/>
-                <w:sz w:val="18"/>
+              <w:spacing w:line="240" w:lineRule="auto" w:after="20"/>
+              <w:ind w:firstLine="0"/>
+              <w:jc w:val="left"/>
+            </w:pPr>
+            <w:r>
+              <w:rPr>
+                <w:sz w:val="17"/>
               </w:rPr>
               <w:t xml:space="preserve">proxy, CORS o credenciales</w:t>
             </w:r>
@@ -4085,14 +4005,13 @@
           <w:p>
             <w:pPr>
               <w:pStyle w:val="Compact"/>
-              <w:spacing w:line="240" w:lineRule="auto" w:after="0"/>
-              <w:ind w:firstLine="0"/>
-              <w:jc w:val="left"/>
-            </w:pPr>
-            <w:r>
-              <w:rPr>
-                <w:rFonts w:ascii="Times New Roman" w:hAnsi="Times New Roman"/>
-                <w:sz w:val="18"/>
+              <w:spacing w:line="240" w:lineRule="auto" w:after="20"/>
+              <w:ind w:firstLine="0"/>
+              <w:jc w:val="left"/>
+            </w:pPr>
+            <w:r>
+              <w:rPr>
+                <w:sz w:val="17"/>
               </w:rPr>
               <w:t xml:space="preserve">Network tab y servidor</w:t>
             </w:r>
@@ -4103,14 +4022,13 @@
           <w:p>
             <w:pPr>
               <w:pStyle w:val="Compact"/>
-              <w:spacing w:line="240" w:lineRule="auto" w:after="0"/>
-              <w:ind w:firstLine="0"/>
-              <w:jc w:val="left"/>
-            </w:pPr>
-            <w:r>
-              <w:rPr>
-                <w:rFonts w:ascii="Times New Roman" w:hAnsi="Times New Roman"/>
-                <w:sz w:val="18"/>
+              <w:spacing w:line="240" w:lineRule="auto" w:after="20"/>
+              <w:ind w:firstLine="0"/>
+              <w:jc w:val="left"/>
+            </w:pPr>
+            <w:r>
+              <w:rPr>
+                <w:sz w:val="17"/>
               </w:rPr>
               <w:t xml:space="preserve">proxy websocket/cors seguros</w:t>
             </w:r>
@@ -4123,14 +4041,13 @@
           <w:p>
             <w:pPr>
               <w:pStyle w:val="Compact"/>
-              <w:spacing w:line="240" w:lineRule="auto" w:after="0"/>
-              <w:ind w:firstLine="0"/>
-              <w:jc w:val="left"/>
-            </w:pPr>
-            <w:r>
-              <w:rPr>
-                <w:rFonts w:ascii="Times New Roman" w:hAnsi="Times New Roman"/>
-                <w:sz w:val="18"/>
+              <w:spacing w:line="240" w:lineRule="auto" w:after="20"/>
+              <w:ind w:firstLine="0"/>
+              <w:jc w:val="left"/>
+            </w:pPr>
+            <w:r>
+              <w:rPr>
+                <w:sz w:val="17"/>
               </w:rPr>
               <w:t xml:space="preserve">Webhook no llega</w:t>
             </w:r>
@@ -4141,14 +4058,13 @@
           <w:p>
             <w:pPr>
               <w:pStyle w:val="Compact"/>
-              <w:spacing w:line="240" w:lineRule="auto" w:after="0"/>
-              <w:ind w:firstLine="0"/>
-              <w:jc w:val="left"/>
-            </w:pPr>
-            <w:r>
-              <w:rPr>
-                <w:rFonts w:ascii="Times New Roman" w:hAnsi="Times New Roman"/>
-                <w:sz w:val="18"/>
+              <w:spacing w:line="240" w:lineRule="auto" w:after="20"/>
+              <w:ind w:firstLine="0"/>
+              <w:jc w:val="left"/>
+            </w:pPr>
+            <w:r>
+              <w:rPr>
+                <w:sz w:val="17"/>
               </w:rPr>
               <w:t xml:space="preserve">HTTPS o URL mal configurada</w:t>
             </w:r>
@@ -4159,14 +4075,13 @@
           <w:p>
             <w:pPr>
               <w:pStyle w:val="Compact"/>
-              <w:spacing w:line="240" w:lineRule="auto" w:after="0"/>
-              <w:ind w:firstLine="0"/>
-              <w:jc w:val="left"/>
-            </w:pPr>
-            <w:r>
-              <w:rPr>
-                <w:rFonts w:ascii="Times New Roman" w:hAnsi="Times New Roman"/>
-                <w:sz w:val="18"/>
+              <w:spacing w:line="240" w:lineRule="auto" w:after="20"/>
+              <w:ind w:firstLine="0"/>
+              <w:jc w:val="left"/>
+            </w:pPr>
+            <w:r>
+              <w:rPr>
+                <w:sz w:val="17"/>
               </w:rPr>
               <w:t xml:space="preserve">panel Wompi sandbox</w:t>
             </w:r>
@@ -4177,14 +4092,13 @@
           <w:p>
             <w:pPr>
               <w:pStyle w:val="Compact"/>
-              <w:spacing w:line="240" w:lineRule="auto" w:after="0"/>
-              <w:ind w:firstLine="0"/>
-              <w:jc w:val="left"/>
-            </w:pPr>
-            <w:r>
-              <w:rPr>
-                <w:rFonts w:ascii="Times New Roman" w:hAnsi="Times New Roman"/>
-                <w:sz w:val="18"/>
+              <w:spacing w:line="240" w:lineRule="auto" w:after="20"/>
+              <w:ind w:firstLine="0"/>
+              <w:jc w:val="left"/>
+            </w:pPr>
+            <w:r>
+              <w:rPr>
+                <w:sz w:val="17"/>
               </w:rPr>
               <w:t xml:space="preserve">URL pública HTTPS solo sandbox</w:t>
             </w:r>
@@ -4198,12 +4112,9 @@
       <w:pPr>
         <w:pStyle w:val="Heading2"/>
         <w:keepNext/>
-        <w:ind w:firstLine="0"/>
-      </w:pPr>
-      <w:r>
-        <w:rPr>
-          <w:color w:val="000000"/>
-        </w:rPr>
+        <w:spacing w:line="264" w:lineRule="auto"/>
+      </w:pPr>
+      <w:r>
         <w:t xml:space="preserve">13. Lista de aceptación de instalación</w:t>
       </w:r>
     </w:p>
@@ -4214,6 +4125,7 @@
           <w:ilvl w:val="0"/>
           <w:numId w:val="1001"/>
         </w:numPr>
+        <w:spacing w:line="396" w:lineRule="auto" w:after="100"/>
       </w:pPr>
       <w:r>
         <w:t xml:space="preserve">☐ API compila y publica su versión y SHA.</w:t>
@@ -4226,6 +4138,7 @@
           <w:ilvl w:val="0"/>
           <w:numId w:val="1001"/>
         </w:numPr>
+        <w:spacing w:line="396" w:lineRule="auto" w:after="100"/>
       </w:pPr>
       <w:r>
         <w:t xml:space="preserve">☐ DB seleccionada soporta migraciones nuevas en base efímera.</w:t>
@@ -4238,6 +4151,7 @@
           <w:ilvl w:val="0"/>
           <w:numId w:val="1001"/>
         </w:numPr>
+        <w:spacing w:line="396" w:lineRule="auto" w:after="100"/>
       </w:pPr>
       <w:r>
         <w:t xml:space="preserve">☐ Swagger accesible únicamente conforme al ambiente y su política.</w:t>
@@ -4250,6 +4164,7 @@
           <w:ilvl w:val="0"/>
           <w:numId w:val="1001"/>
         </w:numPr>
+        <w:spacing w:line="396" w:lineRule="auto" w:after="100"/>
       </w:pPr>
       <w:r>
         <w:t xml:space="preserve">☐ Web compila y consulta API de prueba.</w:t>
@@ -4262,6 +4177,7 @@
           <w:ilvl w:val="0"/>
           <w:numId w:val="1001"/>
         </w:numPr>
+        <w:spacing w:line="396" w:lineRule="auto" w:after="100"/>
       </w:pPr>
       <w:r>
         <w:t xml:space="preserve">☐ Móvil permite una sesión de prueba en el entorno objetivo.</w:t>
@@ -4274,6 +4190,7 @@
           <w:ilvl w:val="0"/>
           <w:numId w:val="1001"/>
         </w:numPr>
+        <w:spacing w:line="396" w:lineRule="auto" w:after="100"/>
       </w:pPr>
       <w:r>
         <w:t xml:space="preserve">☐ Inicio/cierre de sesión y lectura del catálogo probados.</w:t>
@@ -4286,6 +4203,7 @@
           <w:ilvl w:val="0"/>
           <w:numId w:val="1001"/>
         </w:numPr>
+        <w:spacing w:line="396" w:lineRule="auto" w:after="100"/>
       </w:pPr>
       <w:r>
         <w:t xml:space="preserve">☐ Datos de prueba aislados de producción.</w:t>
@@ -4298,6 +4216,7 @@
           <w:ilvl w:val="0"/>
           <w:numId w:val="1001"/>
         </w:numPr>
+        <w:spacing w:line="396" w:lineRule="auto" w:after="100"/>
       </w:pPr>
       <w:r>
         <w:t xml:space="preserve">☐ Firma Wompi sandbox y evento duplicado ensayados.</w:t>
@@ -4310,6 +4229,7 @@
           <w:ilvl w:val="0"/>
           <w:numId w:val="1001"/>
         </w:numPr>
+        <w:spacing w:line="396" w:lineRule="auto" w:after="100"/>
       </w:pPr>
       <w:r>
         <w:t xml:space="preserve">☐ Copia/restauración de DB simulada.</w:t>
@@ -4322,6 +4242,7 @@
           <w:ilvl w:val="0"/>
           <w:numId w:val="1001"/>
         </w:numPr>
+        <w:spacing w:line="396" w:lineRule="auto" w:after="100"/>
       </w:pPr>
       <w:r>
         <w:t xml:space="preserve">☐ Responsable firma acta, versión y evidencias.</w:t>
@@ -4330,8 +4251,7 @@
     <w:p>
       <w:pPr>
         <w:pStyle w:val="FirstParagraph"/>
-        <w:spacing w:line="480" w:lineRule="auto" w:after="0"/>
-        <w:ind w:firstLine="720"/>
+        <w:spacing w:line="396" w:lineRule="auto" w:after="100"/>
       </w:pPr>
       <w:r>
         <w:rPr>
@@ -4353,12 +4273,9 @@
       <w:pPr>
         <w:pStyle w:val="Heading2"/>
         <w:keepNext/>
-        <w:ind w:firstLine="0"/>
-      </w:pPr>
-      <w:r>
-        <w:rPr>
-          <w:color w:val="000000"/>
-        </w:rPr>
+        <w:spacing w:line="264" w:lineRule="auto"/>
+      </w:pPr>
+      <w:r>
         <w:t xml:space="preserve">Fuentes primarias de implementación</w:t>
       </w:r>
     </w:p>
@@ -4369,6 +4286,7 @@
           <w:ilvl w:val="0"/>
           <w:numId w:val="1002"/>
         </w:numPr>
+        <w:spacing w:line="396" w:lineRule="auto" w:after="100"/>
       </w:pPr>
       <w:r>
         <w:t xml:space="preserve">API: https://github.com/yersonct/SaborExpressBack/tree/main</w:t>
@@ -4381,6 +4299,7 @@
           <w:ilvl w:val="0"/>
           <w:numId w:val="1002"/>
         </w:numPr>
+        <w:spacing w:line="396" w:lineRule="auto" w:after="100"/>
       </w:pPr>
       <w:r>
         <w:t xml:space="preserve">Web: https://github.com/yersonct/SaborExpressWeb/tree/main</w:t>
@@ -4393,6 +4312,7 @@
           <w:ilvl w:val="0"/>
           <w:numId w:val="1002"/>
         </w:numPr>
+        <w:spacing w:line="396" w:lineRule="auto" w:after="100"/>
       </w:pPr>
       <w:r>
         <w:t xml:space="preserve">Móvil: https://github.com/yersonct/SaborExpressMovil/tree/main</w:t>
@@ -4405,6 +4325,7 @@
           <w:ilvl w:val="0"/>
           <w:numId w:val="1002"/>
         </w:numPr>
+        <w:spacing w:line="396" w:lineRule="auto" w:after="100"/>
       </w:pPr>
       <w:r>
         <w:t xml:space="preserve">Referencia de presentación: https://github.com/jsgh1/SRD-v1/tree/dev/docs/docs-SRD</w:t>
@@ -4413,8 +4334,7 @@
     <w:p>
       <w:pPr>
         <w:pStyle w:val="FirstParagraph"/>
-        <w:spacing w:line="480" w:lineRule="auto" w:after="0"/>
-        <w:ind w:firstLine="720"/>
+        <w:spacing w:line="396" w:lineRule="auto" w:after="100"/>
       </w:pPr>
       <w:r>
         <w:rPr>
@@ -4431,10 +4351,364 @@
       </w:r>
     </w:p>
     <w:bookmarkEnd w:id="34"/>
-    <w:bookmarkEnd w:id="35"/>
+    <w:bookmarkStart w:id="40" w:name="topología-y-requisitos-técnicos"/>
+    <w:p>
+      <w:pPr>
+        <w:pStyle w:val="Heading2"/>
+        <w:keepNext/>
+        <w:spacing w:line="264" w:lineRule="auto"/>
+      </w:pPr>
+      <w:r>
+        <w:t xml:space="preserve">12. Topología y requisitos técnicos</w:t>
+      </w:r>
+    </w:p>
+    <w:p>
+      <w:pPr>
+        <w:pStyle w:val="CaptionedFigure"/>
+        <w:spacing w:line="396" w:lineRule="auto" w:after="100"/>
+      </w:pPr>
+      <w:r>
+        <w:drawing>
+          <wp:inline>
+            <wp:extent cx="5943600" cy="4433733"/>
+            <wp:effectExtent b="0" l="0" r="0" t="0"/>
+            <wp:docPr descr="07_DESPLIEGUE_PROPUESTO" title="" id="36" name="Picture"/>
+            <a:graphic>
+              <a:graphicData uri="http://schemas.openxmlformats.org/drawingml/2006/picture">
+                <pic:pic>
+                  <pic:nvPicPr>
+                    <pic:cNvPr descr="recursos/07_DESPLIEGUE_PROPUESTO.png" id="37" name="Picture"/>
+                    <pic:cNvPicPr>
+                      <a:picLocks noChangeArrowheads="1" noChangeAspect="1"/>
+                    </pic:cNvPicPr>
+                  </pic:nvPicPr>
+                  <pic:blipFill>
+                    <a:blip r:embed="rId35"/>
+                    <a:stretch>
+                      <a:fillRect/>
+                    </a:stretch>
+                  </pic:blipFill>
+                  <pic:spPr bwMode="auto">
+                    <a:xfrm>
+                      <a:off x="0" y="0"/>
+                      <a:ext cx="5943600" cy="4433733"/>
+                    </a:xfrm>
+                    <a:prstGeom prst="rect">
+                      <a:avLst/>
+                    </a:prstGeom>
+                    <a:noFill/>
+                    <a:ln w="9525">
+                      <a:noFill/>
+                      <a:headEnd/>
+                      <a:tailEnd/>
+                    </a:ln>
+                  </pic:spPr>
+                </pic:pic>
+              </a:graphicData>
+            </a:graphic>
+          </wp:inline>
+        </w:drawing>
+      </w:r>
+    </w:p>
+    <w:p>
+      <w:pPr>
+        <w:pStyle w:val="ImageCaption"/>
+        <w:spacing w:line="396" w:lineRule="auto" w:after="100"/>
+      </w:pPr>
+      <w:r>
+        <w:t xml:space="preserve">07_DESPLIEGUE_PROPUESTO</w:t>
+      </w:r>
+    </w:p>
+    <w:p>
+      <w:pPr>
+        <w:pStyle w:val="BodyText"/>
+        <w:spacing w:line="396" w:lineRule="auto" w:after="100"/>
+      </w:pPr>
+      <w:r>
+        <w:rPr>
+          <w:i/>
+          <w:iCs/>
+        </w:rPr>
+        <w:t xml:space="preserve">Nota. Elaboración para el estudio de caso SaborExpress; las figuras no certifican operaciones desplegadas.</w:t>
+      </w:r>
+      <w:r>
+        <w:t xml:space="preserve"> </w:t>
+      </w:r>
+      <w:r>
+        <w:t xml:space="preserve">### 12.1 Requisitos por subsistema</w:t>
+      </w:r>
+    </w:p>
+    <w:p>
+      <w:pPr>
+        <w:pStyle w:val="BodyText"/>
+        <w:spacing w:line="396" w:lineRule="auto" w:after="100"/>
+      </w:pPr>
+      <w:r>
+        <w:rPr>
+          <w:b/>
+          <w:bCs/>
+        </w:rPr>
+        <w:t xml:space="preserve">Backend:</w:t>
+      </w:r>
+      <w:r>
+        <w:t xml:space="preserve"> </w:t>
+      </w:r>
+      <w:r>
+        <w:t xml:space="preserve">SDK .NET 8 para compilación y runtime compatible para ejecución, motor de base de datos relacional habilitado, proveedor elegido en</w:t>
+      </w:r>
+      <w:r>
+        <w:t xml:space="preserve"> </w:t>
+      </w:r>
+      <w:r>
+        <w:rPr>
+          <w:rStyle w:val="VerbatimChar"/>
+        </w:rPr>
+        <w:t xml:space="preserve">DatabaseProvider</w:t>
+      </w:r>
+      <w:r>
+        <w:t xml:space="preserve">, cadenas de conexión, claves JWT y permisos de migración restringidos.</w:t>
+      </w:r>
+      <w:r>
+        <w:t xml:space="preserve"> </w:t>
+      </w:r>
+      <w:r>
+        <w:rPr>
+          <w:b/>
+          <w:bCs/>
+        </w:rPr>
+        <w:t xml:space="preserve">Web:</w:t>
+      </w:r>
+      <w:r>
+        <w:t xml:space="preserve"> </w:t>
+      </w:r>
+      <w:r>
+        <w:t xml:space="preserve">Node.js compatible con Next.js 16, administrador</w:t>
+      </w:r>
+      <w:r>
+        <w:t xml:space="preserve"> </w:t>
+      </w:r>
+      <w:r>
+        <w:rPr>
+          <w:rStyle w:val="VerbatimChar"/>
+        </w:rPr>
+        <w:t xml:space="preserve">npm</w:t>
+      </w:r>
+      <w:r>
+        <w:t xml:space="preserve">, acceso al backend y parámetros de ambiente.</w:t>
+      </w:r>
+      <w:r>
+        <w:t xml:space="preserve"> </w:t>
+      </w:r>
+      <w:r>
+        <w:rPr>
+          <w:b/>
+          <w:bCs/>
+        </w:rPr>
+        <w:t xml:space="preserve">Móvil:</w:t>
+      </w:r>
+      <w:r>
+        <w:t xml:space="preserve"> </w:t>
+      </w:r>
+      <w:r>
+        <w:t xml:space="preserve">Node.js, Expo SDK 57, entorno Android/iOS o development build cuando módulos nativos no funcionen en Expo Go. Validar compatibilidad exacta con los lockfiles; no se certifica soporte en equipos no ensayados.</w:t>
+      </w:r>
+    </w:p>
+    <w:bookmarkStart w:id="38" w:name="verificación-posterior"/>
+    <w:p>
+      <w:pPr>
+        <w:pStyle w:val="Heading3"/>
+        <w:keepNext/>
+        <w:spacing w:line="264" w:lineRule="auto"/>
+      </w:pPr>
+      <w:r>
+        <w:t xml:space="preserve">12.2 Verificación posterior</w:t>
+      </w:r>
+    </w:p>
+    <w:p>
+      <w:pPr>
+        <w:pStyle w:val="FirstParagraph"/>
+        <w:spacing w:line="396" w:lineRule="auto" w:after="100"/>
+      </w:pPr>
+      <w:r>
+        <w:t xml:space="preserve">No considerar instalación terminada por ver la consola encendida. Ejecutar autenticación con usuario sintético, consulta catálogo, pedido de prueba no financiero, lectura de detalle por rol, notificación de cambio, consulta de historial y validación de políticas entre sedes. Mantener registros de resultado por paso y nunca habilitar credenciales de pagos reales durante esa verificación.</w:t>
+      </w:r>
+    </w:p>
+    <w:bookmarkEnd w:id="38"/>
+    <w:bookmarkStart w:id="39" w:name="problemas-frecuentes-y-acciones"/>
+    <w:p>
+      <w:pPr>
+        <w:pStyle w:val="Heading3"/>
+        <w:keepNext/>
+        <w:spacing w:line="264" w:lineRule="auto"/>
+      </w:pPr>
+      <w:r>
+        <w:t xml:space="preserve">12.3 Problemas frecuentes y acciones</w:t>
+      </w:r>
+    </w:p>
+    <w:p>
+      <w:pPr>
+        <w:pStyle w:val="Compact"/>
+        <w:numPr>
+          <w:ilvl w:val="0"/>
+          <w:numId w:val="1003"/>
+        </w:numPr>
+        <w:spacing w:line="396" w:lineRule="auto" w:after="100"/>
+      </w:pPr>
+      <w:r>
+        <w:rPr>
+          <w:b/>
+          <w:bCs/>
+        </w:rPr>
+        <w:t xml:space="preserve">Fallo de migración:</w:t>
+      </w:r>
+      <w:r>
+        <w:t xml:space="preserve"> </w:t>
+      </w:r>
+      <w:r>
+        <w:t xml:space="preserve">comprobar motor seleccionado, versión y permisos; restaurar snapshot de ensayo antes de reintentar.</w:t>
+      </w:r>
+    </w:p>
+    <w:p>
+      <w:pPr>
+        <w:pStyle w:val="Compact"/>
+        <w:numPr>
+          <w:ilvl w:val="0"/>
+          <w:numId w:val="1003"/>
+        </w:numPr>
+        <w:spacing w:line="396" w:lineRule="auto" w:after="100"/>
+      </w:pPr>
+      <w:r>
+        <w:rPr>
+          <w:b/>
+          <w:bCs/>
+        </w:rPr>
+        <w:t xml:space="preserve">CORS:</w:t>
+      </w:r>
+      <w:r>
+        <w:t xml:space="preserve"> </w:t>
+      </w:r>
+      <w:r>
+        <w:t xml:space="preserve">identificar origen real del navegador, exigir política estrecha en producción y no usar</w:t>
+      </w:r>
+      <w:r>
+        <w:t xml:space="preserve"> </w:t>
+      </w:r>
+      <w:r>
+        <w:rPr>
+          <w:rStyle w:val="VerbatimChar"/>
+        </w:rPr>
+        <w:t xml:space="preserve">AllowAnyOrigin</w:t>
+      </w:r>
+      <w:r>
+        <w:t xml:space="preserve"> </w:t>
+      </w:r>
+      <w:r>
+        <w:t xml:space="preserve">con credenciales.</w:t>
+      </w:r>
+    </w:p>
+    <w:p>
+      <w:pPr>
+        <w:pStyle w:val="Compact"/>
+        <w:numPr>
+          <w:ilvl w:val="0"/>
+          <w:numId w:val="1003"/>
+        </w:numPr>
+        <w:spacing w:line="396" w:lineRule="auto" w:after="100"/>
+      </w:pPr>
+      <w:r>
+        <w:rPr>
+          <w:b/>
+          <w:bCs/>
+        </w:rPr>
+        <w:t xml:space="preserve">Token vencido:</w:t>
+      </w:r>
+      <w:r>
+        <w:t xml:space="preserve"> </w:t>
+      </w:r>
+      <w:r>
+        <w:t xml:space="preserve">revisar sincronización horaria y proceso de renovación; no desactivar</w:t>
+      </w:r>
+      <w:r>
+        <w:t xml:space="preserve"> </w:t>
+      </w:r>
+      <w:r>
+        <w:rPr>
+          <w:rStyle w:val="VerbatimChar"/>
+        </w:rPr>
+        <w:t xml:space="preserve">Authorize</w:t>
+      </w:r>
+      <w:r>
+        <w:t xml:space="preserve">.</w:t>
+      </w:r>
+    </w:p>
+    <w:p>
+      <w:pPr>
+        <w:pStyle w:val="Compact"/>
+        <w:numPr>
+          <w:ilvl w:val="0"/>
+          <w:numId w:val="1003"/>
+        </w:numPr>
+        <w:spacing w:line="396" w:lineRule="auto" w:after="100"/>
+      </w:pPr>
+      <w:r>
+        <w:rPr>
+          <w:b/>
+          <w:bCs/>
+        </w:rPr>
+        <w:t xml:space="preserve">Móvil sin red:</w:t>
+      </w:r>
+      <w:r>
+        <w:t xml:space="preserve"> </w:t>
+      </w:r>
+      <w:r>
+        <w:t xml:space="preserve">la URL</w:t>
+      </w:r>
+      <w:r>
+        <w:t xml:space="preserve"> </w:t>
+      </w:r>
+      <w:r>
+        <w:rPr>
+          <w:rStyle w:val="VerbatimChar"/>
+        </w:rPr>
+        <w:t xml:space="preserve">localhost</w:t>
+      </w:r>
+      <w:r>
+        <w:t xml:space="preserve"> </w:t>
+      </w:r>
+      <w:r>
+        <w:t xml:space="preserve">de PC no es alcanzable desde el teléfono; configurar hostname/IP y TLS adecuados.</w:t>
+      </w:r>
+    </w:p>
+    <w:p>
+      <w:pPr>
+        <w:pStyle w:val="Compact"/>
+        <w:numPr>
+          <w:ilvl w:val="0"/>
+          <w:numId w:val="1003"/>
+        </w:numPr>
+        <w:spacing w:line="396" w:lineRule="auto" w:after="100"/>
+      </w:pPr>
+      <w:r>
+        <w:rPr>
+          <w:b/>
+          <w:bCs/>
+        </w:rPr>
+        <w:t xml:space="preserve">Notificación ausente:</w:t>
+      </w:r>
+      <w:r>
+        <w:t xml:space="preserve"> </w:t>
+      </w:r>
+      <w:r>
+        <w:t xml:space="preserve">comprobar Hub, proxy websockets, permisos de evento y mecanismo REST de reconciliación.</w:t>
+      </w:r>
+    </w:p>
+    <w:bookmarkEnd w:id="39"/>
+    <w:bookmarkEnd w:id="40"/>
+    <w:bookmarkEnd w:id="41"/>
     <w:sectPr>
-      <w:headerReference r:id="rId9" w:type="default"/>
-      <w:pgMar w:bottom="1440" w:left="1440" w:right="1440" w:top="1440"/>
+      <w:footerReference w:type="default" r:id="rId10"/>
+      <w:pgSz w:h="15840" w:w="12240"/>
+      <w:pgMar w:bottom="1440" w:left="1440" w:right="1440" w:top="1440" w:header="691" w:footer="720"/>
     </w:sectPr>
   </w:body>
 </w:document>
@@ -4444,6 +4718,24 @@
 <w:comments xmlns:w="http://schemas.openxmlformats.org/wordprocessingml/2006/main" xmlns:m="http://schemas.openxmlformats.org/officeDocument/2006/math" xmlns:r="http://schemas.openxmlformats.org/officeDocument/2006/relationships" xmlns:o="urn:schemas-microsoft-com:office:office" xmlns:v="urn:schemas-microsoft-com:vml" xmlns:w10="urn:schemas-microsoft-com:office:word" xmlns:a="http://schemas.openxmlformats.org/drawingml/2006/main" xmlns:pic="http://schemas.openxmlformats.org/drawingml/2006/picture" xmlns:wp="http://schemas.openxmlformats.org/drawingml/2006/wordprocessingDrawing"/>
 </file>
 
+<file path=word/footer1.xml><?xml version="1.0" encoding="utf-8"?>
+<w:ftr xmlns:m="http://schemas.openxmlformats.org/officeDocument/2006/math" xmlns:mc="http://schemas.openxmlformats.org/markup-compatibility/2006" xmlns:mo="http://schemas.microsoft.com/office/mac/office/2008/main" xmlns:mv="urn:schemas-microsoft-com:mac:vml" xmlns:o="urn:schemas-microsoft-com:office:office" xmlns:r="http://schemas.openxmlformats.org/officeDocument/2006/relationships" xmlns:v="urn:schemas-microsoft-com:vml" xmlns:w10="urn:schemas-microsoft-com:office:word" xmlns:w14="http://schemas.microsoft.com/office/word/2010/wordml" xmlns:w="http://schemas.openxmlformats.org/wordprocessingml/2006/main" xmlns:wne="http://schemas.microsoft.com/office/word/2006/wordml" xmlns:wp14="http://schemas.microsoft.com/office/word/2010/wordprocessingDrawing" xmlns:wp="http://schemas.openxmlformats.org/drawingml/2006/wordprocessingDrawing" xmlns:wpc="http://schemas.microsoft.com/office/word/2010/wordprocessingCanvas" xmlns:wpg="http://schemas.microsoft.com/office/word/2010/wordprocessingGroup" xmlns:wpi="http://schemas.microsoft.com/office/word/2010/wordprocessingInk" xmlns:wps="http://schemas.microsoft.com/office/word/2010/wordprocessingShape" mc:Ignorable="w14 wp14">
+  <w:p>
+    <w:pPr>
+      <w:pStyle w:val="Footer"/>
+      <w:jc w:val="right"/>
+    </w:pPr>
+    <w:r>
+      <w:rPr>
+        <w:sz w:val="16"/>
+      </w:rPr>
+      <w:t xml:space="preserve">SaborExpress | Yerson Stiven Cuellar Rubiano | Ficha 3145555 | Página </w:t>
+    </w:r>
+    <w:fldSimple w:instr="PAGE"/>
+  </w:p>
+</w:ftr>
+</file>
+
 <file path=word/footnotes.xml><?xml version="1.0" encoding="utf-8"?>
 <w:footnotes xmlns:w="http://schemas.openxmlformats.org/wordprocessingml/2006/main" xmlns:m="http://schemas.openxmlformats.org/officeDocument/2006/math" xmlns:r="http://schemas.openxmlformats.org/officeDocument/2006/relationships" xmlns:o="urn:schemas-microsoft-com:office:office" xmlns:v="urn:schemas-microsoft-com:vml" xmlns:w10="urn:schemas-microsoft-com:office:word" xmlns:a="http://schemas.openxmlformats.org/drawingml/2006/main" xmlns:pic="http://schemas.openxmlformats.org/drawingml/2006/picture" xmlns:wp="http://schemas.openxmlformats.org/drawingml/2006/wordprocessingDrawing">
   <w:footnote w:type="continuationSeparator" w:id="0">
@@ -4461,18 +4753,6 @@
     </w:p>
   </w:footnote>
 </w:footnotes>
-</file>
-
-<file path=word/header1.xml><?xml version="1.0" encoding="utf-8"?>
-<w:hdr xmlns:m="http://schemas.openxmlformats.org/officeDocument/2006/math" xmlns:mc="http://schemas.openxmlformats.org/markup-compatibility/2006" xmlns:mo="http://schemas.microsoft.com/office/mac/office/2008/main" xmlns:mv="urn:schemas-microsoft-com:mac:vml" xmlns:o="urn:schemas-microsoft-com:office:office" xmlns:r="http://schemas.openxmlformats.org/officeDocument/2006/relationships" xmlns:v="urn:schemas-microsoft-com:vml" xmlns:w10="urn:schemas-microsoft-com:office:word" xmlns:w14="http://schemas.microsoft.com/office/word/2010/wordml" xmlns:w="http://schemas.openxmlformats.org/wordprocessingml/2006/main" xmlns:wne="http://schemas.microsoft.com/office/word/2006/wordml" xmlns:wp14="http://schemas.microsoft.com/office/word/2010/wordprocessingDrawing" xmlns:wp="http://schemas.openxmlformats.org/drawingml/2006/wordprocessingDrawing" xmlns:wpc="http://schemas.microsoft.com/office/word/2010/wordprocessingCanvas" xmlns:wpg="http://schemas.microsoft.com/office/word/2010/wordprocessingGroup" xmlns:wpi="http://schemas.microsoft.com/office/word/2010/wordprocessingInk" xmlns:wps="http://schemas.microsoft.com/office/word/2010/wordprocessingShape" mc:Ignorable="w14 wp14">
-  <w:p>
-    <w:pPr>
-      <w:pStyle w:val="Header"/>
-      <w:jc w:val="right"/>
-    </w:pPr>
-    <w:fldSimple w:instr="PAGE"/>
-  </w:p>
-</w:hdr>
 </file>
 
 <file path=word/numbering.xml><?xml version="1.0" encoding="utf-8"?>
@@ -4636,6 +4916,9 @@
     <w:abstractNumId w:val="991"/>
   </w:num>
   <w:num w:numId="1002">
+    <w:abstractNumId w:val="991"/>
+  </w:num>
+  <w:num w:numId="1003">
     <w:abstractNumId w:val="991"/>
   </w:num>
 </w:numbering>
@@ -4663,12 +4946,11 @@
     <w:name w:val="Normal"/>
     <w:qFormat/>
     <w:pPr>
-      <w:spacing w:after="0" w:line="480" w:lineRule="auto"/>
-      <w:ind w:firstLine="720"/>
+      <w:spacing w:after="60" w:line="360" w:lineRule="auto"/>
     </w:pPr>
     <w:rPr>
       <w:rFonts w:ascii="Times New Roman" w:hAnsi="Times New Roman"/>
-      <w:color w:val="000000"/>
+      <w:color w:val="191E28"/>
       <w:sz w:val="24"/>
     </w:rPr>
   </w:style>
@@ -4678,27 +4960,35 @@
     <w:link w:val="BodyTextChar"/>
     <w:qFormat/>
     <w:pPr>
-      <w:spacing w:after="180" w:before="180"/>
+      <w:spacing w:after="60" w:before="180" w:line="360" w:lineRule="auto"/>
     </w:pPr>
+    <w:rPr>
+      <w:rFonts w:ascii="Times New Roman" w:hAnsi="Times New Roman"/>
+      <w:color w:val="191E28"/>
+      <w:sz w:val="24"/>
+    </w:rPr>
   </w:style>
   <w:style w:customStyle="1" w:styleId="FirstParagraph" w:type="paragraph">
     <w:name w:val="First Paragraph"/>
     <w:basedOn w:val="BodyText"/>
     <w:next w:val="BodyText"/>
     <w:qFormat/>
+    <w:pPr>
+      <w:spacing w:after="60" w:line="360" w:lineRule="auto"/>
+    </w:pPr>
+    <w:rPr>
+      <w:rFonts w:ascii="Times New Roman" w:hAnsi="Times New Roman"/>
+      <w:color w:val="191E28"/>
+      <w:sz w:val="24"/>
+    </w:rPr>
   </w:style>
   <w:style w:customStyle="1" w:styleId="Compact" w:type="paragraph">
     <w:name w:val="Compact"/>
     <w:basedOn w:val="BodyText"/>
     <w:qFormat/>
     <w:pPr>
-      <w:spacing w:after="0" w:before="36" w:line="240" w:lineRule="auto"/>
-      <w:ind w:firstLine="0"/>
+      <w:spacing w:after="36" w:before="36"/>
     </w:pPr>
-    <w:rPr>
-      <w:rFonts w:ascii="Times New Roman" w:hAnsi="Times New Roman"/>
-      <w:sz w:val="20"/>
-    </w:rPr>
   </w:style>
   <w:style w:styleId="Title" w:type="paragraph">
     <w:name w:val="Title"/>
@@ -4708,16 +4998,15 @@
     <w:pPr>
       <w:keepNext/>
       <w:keepLines/>
-      <w:spacing w:after="40" w:before="120" w:line="480" w:lineRule="auto"/>
-      <w:ind w:firstLine="0"/>
+      <w:spacing w:after="240" w:before="480"/>
       <w:jc w:val="center"/>
     </w:pPr>
     <w:rPr>
-      <w:rFonts w:ascii="Times New Roman" w:asciiTheme="majorHAnsi" w:cstheme="majorBidi" w:eastAsiaTheme="majorEastAsia" w:hAnsi="Times New Roman" w:hAnsiTheme="majorHAnsi"/>
+      <w:rFonts w:asciiTheme="majorHAnsi" w:cstheme="majorBidi" w:eastAsiaTheme="majorEastAsia" w:hAnsiTheme="majorHAnsi"/>
       <w:b/>
       <w:bCs/>
-      <w:color w:val="000000"/>
-      <w:sz w:val="24"/>
+      <w:color w:themeColor="accent1" w:themeShade="B5" w:val="345A8A"/>
+      <w:sz w:val="36"/>
       <w:szCs w:val="36"/>
     </w:rPr>
   </w:style>
@@ -4814,7 +5103,7 @@
       <w:rFonts w:asciiTheme="majorHAnsi" w:cstheme="majorBidi" w:eastAsiaTheme="majorEastAsia" w:hAnsiTheme="majorHAnsi"/>
       <w:b/>
       <w:bCs/>
-      <w:color w:val="000000"/>
+      <w:color w:themeColor="accent1" w:val="4F81BD"/>
       <w:sz w:val="32"/>
       <w:szCs w:val="32"/>
     </w:rPr>
@@ -4836,7 +5125,7 @@
       <w:rFonts w:asciiTheme="majorHAnsi" w:cstheme="majorBidi" w:eastAsiaTheme="majorEastAsia" w:hAnsiTheme="majorHAnsi"/>
       <w:b/>
       <w:bCs/>
-      <w:color w:val="000000"/>
+      <w:color w:themeColor="accent1" w:val="4F81BD"/>
       <w:sz w:val="28"/>
       <w:szCs w:val="28"/>
     </w:rPr>
@@ -5031,7 +5320,7 @@
     <w:qFormat/>
     <w:rPr>
       <w:rFonts w:ascii="Times New Roman" w:hAnsi="Times New Roman"/>
-      <w:sz w:val="18"/>
+      <w:sz w:val="20"/>
     </w:rPr>
     <w:tblPr>
       <w:tblInd w:type="dxa" w:w="0"/>
